--- a/SILAIS - Auditoria/AVANCES_PROYECTO_FINAL/GUIA_AUDITORIA.docx
+++ b/SILAIS - Auditoria/AVANCES_PROYECTO_FINAL/GUIA_AUDITORIA.docx
@@ -1,6 +1,6 @@
 
 <file path=word/document.xml><?xml version="1.0" encoding="utf-8"?>
-<w:document xmlns:wpc="http://schemas.microsoft.com/office/word/2010/wordprocessingCanvas" xmlns:cx="http://schemas.microsoft.com/office/drawing/2014/chartex" xmlns:cx1="http://schemas.microsoft.com/office/drawing/2015/9/8/chartex" xmlns:cx2="http://schemas.microsoft.com/office/drawing/2015/10/21/chartex" xmlns:cx3="http://schemas.microsoft.com/office/drawing/2016/5/9/chartex" xmlns:cx4="http://schemas.microsoft.com/office/drawing/2016/5/10/chartex" xmlns:cx5="http://schemas.microsoft.com/office/drawing/2016/5/11/chartex" xmlns:cx6="http://schemas.microsoft.com/office/drawing/2016/5/12/chartex" xmlns:cx7="http://schemas.microsoft.com/office/drawing/2016/5/13/chartex" xmlns:cx8="http://schemas.microsoft.com/office/drawing/2016/5/14/chartex" xmlns:mc="http://schemas.openxmlformats.org/markup-compatibility/2006" xmlns:aink="http://schemas.microsoft.com/office/drawing/2016/ink" xmlns:am3d="http://schemas.microsoft.com/office/drawing/2017/model3d" xmlns:o="urn:schemas-microsoft-com:office:office" xmlns:r="http://schemas.openxmlformats.org/officeDocument/2006/relationships" xmlns:m="http://schemas.openxmlformats.org/officeDocument/2006/math" xmlns:v="urn:schemas-microsoft-com:vml" xmlns:wp14="http://schemas.microsoft.com/office/word/2010/wordprocessingDrawing" xmlns:wp="http://schemas.openxmlformats.org/drawingml/2006/wordprocessingDrawing" xmlns:w10="urn:schemas-microsoft-com:office:word" xmlns:w="http://schemas.openxmlformats.org/wordprocessingml/2006/main" xmlns:w14="http://schemas.microsoft.com/office/word/2010/wordml" xmlns:w15="http://schemas.microsoft.com/office/word/2012/wordml" xmlns:w16cex="http://schemas.microsoft.com/office/word/2018/wordml/cex" xmlns:w16cid="http://schemas.microsoft.com/office/word/2016/wordml/cid" xmlns:w16="http://schemas.microsoft.com/office/word/2018/wordml" xmlns:w16sdtdh="http://schemas.microsoft.com/office/word/2020/wordml/sdtdatahash" xmlns:w16se="http://schemas.microsoft.com/office/word/2015/wordml/symex" xmlns:wpg="http://schemas.microsoft.com/office/word/2010/wordprocessingGroup" xmlns:wpi="http://schemas.microsoft.com/office/word/2010/wordprocessingInk" xmlns:wne="http://schemas.microsoft.com/office/word/2006/wordml" xmlns:wps="http://schemas.microsoft.com/office/word/2010/wordprocessingShape" mc:Ignorable="w14 w15 w16se w16cid w16 w16cex w16sdtdh wp14">
+<w:document xmlns:wpc="http://schemas.microsoft.com/office/word/2010/wordprocessingCanvas" xmlns:cx="http://schemas.microsoft.com/office/drawing/2014/chartex" xmlns:cx1="http://schemas.microsoft.com/office/drawing/2015/9/8/chartex" xmlns:mc="http://schemas.openxmlformats.org/markup-compatibility/2006" xmlns:o="urn:schemas-microsoft-com:office:office" xmlns:r="http://schemas.openxmlformats.org/officeDocument/2006/relationships" xmlns:m="http://schemas.openxmlformats.org/officeDocument/2006/math" xmlns:v="urn:schemas-microsoft-com:vml" xmlns:wp14="http://schemas.microsoft.com/office/word/2010/wordprocessingDrawing" xmlns:wp="http://schemas.openxmlformats.org/drawingml/2006/wordprocessingDrawing" xmlns:w10="urn:schemas-microsoft-com:office:word" xmlns:w="http://schemas.openxmlformats.org/wordprocessingml/2006/main" xmlns:w14="http://schemas.microsoft.com/office/word/2010/wordml" xmlns:w15="http://schemas.microsoft.com/office/word/2012/wordml" xmlns:w16se="http://schemas.microsoft.com/office/word/2015/wordml/symex" xmlns:wpg="http://schemas.microsoft.com/office/word/2010/wordprocessingGroup" xmlns:wpi="http://schemas.microsoft.com/office/word/2010/wordprocessingInk" xmlns:wne="http://schemas.microsoft.com/office/word/2006/wordml" xmlns:wps="http://schemas.microsoft.com/office/word/2010/wordprocessingShape" mc:Ignorable="w14 w15 w16se wp14">
   <w:body>
     <w:p>
       <w:pPr>
@@ -339,7 +339,21 @@
         <w:rPr>
           <w:rFonts w:ascii="Arial" w:hAnsi="Arial" w:cs="Arial"/>
         </w:rPr>
-        <w:t xml:space="preserve">Br. Arleth del Rosario </w:t>
+        <w:t xml:space="preserve">Br. </w:t>
+      </w:r>
+      <w:proofErr w:type="spellStart"/>
+      <w:r>
+        <w:rPr>
+          <w:rFonts w:ascii="Arial" w:hAnsi="Arial" w:cs="Arial"/>
+        </w:rPr>
+        <w:t>Arleth</w:t>
+      </w:r>
+      <w:proofErr w:type="spellEnd"/>
+      <w:r>
+        <w:rPr>
+          <w:rFonts w:ascii="Arial" w:hAnsi="Arial" w:cs="Arial"/>
+        </w:rPr>
+        <w:t xml:space="preserve"> del Rosario </w:t>
       </w:r>
       <w:proofErr w:type="spellStart"/>
       <w:r>
@@ -616,8 +630,11 @@
     <w:p>
       <w:pPr>
         <w:pStyle w:val="Textoindependiente"/>
+        <w:numPr>
+          <w:ilvl w:val="0"/>
+          <w:numId w:val="30"/>
+        </w:numPr>
         <w:spacing w:before="139"/>
-        <w:ind w:left="566"/>
         <w:rPr>
           <w:bCs/>
         </w:rPr>
@@ -642,8 +659,11 @@
     <w:p>
       <w:pPr>
         <w:pStyle w:val="Textoindependiente"/>
+        <w:numPr>
+          <w:ilvl w:val="0"/>
+          <w:numId w:val="30"/>
+        </w:numPr>
         <w:spacing w:before="139"/>
-        <w:ind w:left="566"/>
         <w:rPr>
           <w:bCs/>
         </w:rPr>
@@ -680,11 +700,14 @@
     <w:p>
       <w:pPr>
         <w:pStyle w:val="Textoindependiente"/>
+        <w:numPr>
+          <w:ilvl w:val="0"/>
+          <w:numId w:val="30"/>
+        </w:numPr>
         <w:spacing w:before="139"/>
-        <w:ind w:left="566"/>
         <w:rPr>
           <w:bCs/>
-          <w:lang w:val="en-US"/>
+          <w:lang w:val="es-US"/>
         </w:rPr>
       </w:pPr>
       <w:r>
@@ -693,6 +716,25 @@
         </w:rPr>
         <w:t>Aplicar la auditoría a la infraestructura física y arquitectura lógica de la red mediante metodologías y normativas internacionales vigentes.</w:t>
       </w:r>
+    </w:p>
+    <w:p>
+      <w:pPr>
+        <w:pStyle w:val="Prrafodelista"/>
+        <w:rPr>
+          <w:bCs/>
+        </w:rPr>
+      </w:pPr>
+    </w:p>
+    <w:p>
+      <w:pPr>
+        <w:pStyle w:val="Textoindependiente"/>
+        <w:spacing w:before="139"/>
+        <w:ind w:left="1416" w:hanging="130"/>
+        <w:rPr>
+          <w:bCs/>
+          <w:lang w:val="es-US"/>
+        </w:rPr>
+      </w:pPr>
     </w:p>
     <w:p>
       <w:pPr>
@@ -845,21 +887,7 @@
         <w:rPr>
           <w:rFonts w:ascii="Arial" w:hAnsi="Arial" w:cs="Arial"/>
         </w:rPr>
-        <w:t xml:space="preserve">Las redes de datos en instituciones de salud pública enfrentan un desafío arquitectónico crítico: la convergencia de múltiples áreas funcionales con necesidades de conectividad y niveles de sensibilidad de datos significativamente </w:t>
-      </w:r>
-      <w:proofErr w:type="gramStart"/>
-      <w:r>
-        <w:rPr>
-          <w:rFonts w:ascii="Arial" w:hAnsi="Arial" w:cs="Arial"/>
-        </w:rPr>
-        <w:t>diferentes operando</w:t>
-      </w:r>
-      <w:proofErr w:type="gramEnd"/>
-      <w:r>
-        <w:rPr>
-          <w:rFonts w:ascii="Arial" w:hAnsi="Arial" w:cs="Arial"/>
-        </w:rPr>
-        <w:t xml:space="preserve"> sobre la misma infraestructura física. Por un lado, áreas como Epidemiología, Estadística y Banco Biológico requieren una red altamente estable, segura y con disponibilidad garantizada para procesar información confidencial de vigilancia epidemiológica, resultados de laboratorio y datos sensibles de pacientes que deben ser transmitidos oportunamente al MINSA Central a través del SISNIVEN. Por otro lado, áreas administrativas como Contabilidad, Caja y Recursos Humanos procesan información financiera y de personal que exige integridad y confidencialidad. </w:t>
+        <w:t xml:space="preserve">Las redes de datos en instituciones de salud pública enfrentan un desafío arquitectónico crítico: la convergencia de múltiples áreas funcionales con necesidades de conectividad y niveles de sensibilidad de datos significativamente diferentes operando sobre la misma infraestructura física. Por un lado, áreas como Epidemiología, Estadística y Banco Biológico requieren una red altamente estable, segura y con disponibilidad garantizada para procesar información confidencial de vigilancia epidemiológica, resultados de laboratorio y datos sensibles de pacientes que deben ser transmitidos oportunamente al MINSA Central a través del SISNIVEN. Por otro lado, áreas administrativas como Contabilidad, Caja y Recursos Humanos procesan información financiera y de personal que exige integridad y confidencialidad. </w:t>
       </w:r>
     </w:p>
     <w:p>
@@ -1056,7 +1084,21 @@
         <w:rPr>
           <w:rFonts w:ascii="Arial" w:hAnsi="Arial" w:cs="Arial"/>
         </w:rPr>
-        <w:t xml:space="preserve">Infraestructura de Hardware de Red: Evaluación del estado físico, capacidad operativa, antigüedad tecnológica y ubicación de los equipos centrales de conmutación (2 switches </w:t>
+        <w:t xml:space="preserve">Infraestructura de Hardware de Red: Evaluación del estado físico, capacidad operativa, antigüedad tecnológica y ubicación de los equipos centrales de conmutación (2 </w:t>
+      </w:r>
+      <w:proofErr w:type="spellStart"/>
+      <w:r>
+        <w:rPr>
+          <w:rFonts w:ascii="Arial" w:hAnsi="Arial" w:cs="Arial"/>
+        </w:rPr>
+        <w:t>switches</w:t>
+      </w:r>
+      <w:proofErr w:type="spellEnd"/>
+      <w:r>
+        <w:rPr>
+          <w:rFonts w:ascii="Arial" w:hAnsi="Arial" w:cs="Arial"/>
+        </w:rPr>
+        <w:t xml:space="preserve"> </w:t>
       </w:r>
       <w:proofErr w:type="spellStart"/>
       <w:r>
@@ -1401,7 +1443,21 @@
         <w:rPr>
           <w:rFonts w:ascii="Arial" w:hAnsi="Arial" w:cs="Arial"/>
         </w:rPr>
-        <w:t xml:space="preserve">Levantamiento del mapa topológico físico y lógico de la red del SILAIS Masaya para contrastarlo con la documentación existente, identificando la interconexión de los dos switches </w:t>
+        <w:t xml:space="preserve">Levantamiento del mapa topológico físico y lógico de la red del SILAIS Masaya para contrastarlo con la documentación existente, identificando la interconexión de los dos </w:t>
+      </w:r>
+      <w:proofErr w:type="spellStart"/>
+      <w:r>
+        <w:rPr>
+          <w:rFonts w:ascii="Arial" w:hAnsi="Arial" w:cs="Arial"/>
+        </w:rPr>
+        <w:t>switches</w:t>
+      </w:r>
+      <w:proofErr w:type="spellEnd"/>
+      <w:r>
+        <w:rPr>
+          <w:rFonts w:ascii="Arial" w:hAnsi="Arial" w:cs="Arial"/>
+        </w:rPr>
+        <w:t xml:space="preserve"> </w:t>
       </w:r>
       <w:proofErr w:type="spellStart"/>
       <w:r>
@@ -1522,7 +1578,21 @@
         <w:rPr>
           <w:rFonts w:ascii="Arial" w:hAnsi="Arial" w:cs="Arial"/>
         </w:rPr>
-        <w:t xml:space="preserve">Pruebas de conectividad y verificación de velocidad de enlace en puntos de red seleccionados de áreas críticas (Epidemiología, Estadística, Banco Biológico), para determinar la velocidad real de negociación de las tarjetas de red con los switches </w:t>
+        <w:t xml:space="preserve">Pruebas de conectividad y verificación de velocidad de enlace en puntos de red seleccionados de áreas críticas (Epidemiología, Estadística, Banco Biológico), para determinar la velocidad real de negociación de las tarjetas de red con los </w:t>
+      </w:r>
+      <w:proofErr w:type="spellStart"/>
+      <w:r>
+        <w:rPr>
+          <w:rFonts w:ascii="Arial" w:hAnsi="Arial" w:cs="Arial"/>
+        </w:rPr>
+        <w:t>switches</w:t>
+      </w:r>
+      <w:proofErr w:type="spellEnd"/>
+      <w:r>
+        <w:rPr>
+          <w:rFonts w:ascii="Arial" w:hAnsi="Arial" w:cs="Arial"/>
+        </w:rPr>
+        <w:t xml:space="preserve"> </w:t>
       </w:r>
       <w:proofErr w:type="spellStart"/>
       <w:r>
@@ -1602,7 +1672,21 @@
         <w:rPr>
           <w:rFonts w:ascii="Arial" w:hAnsi="Arial" w:cs="Arial"/>
         </w:rPr>
-        <w:t xml:space="preserve">Evaluación de la gestión de riesgos tecnológicos en el SILAIS Masaya basándose en el proceso APO12 (Gestión de Riesgos) de COBIT 2019, verificando si la Alta Dirección ha establecido un proceso formal para la identificación, análisis y tratamiento de los riesgos asociados a la infraestructura de red y hardware, particularmente aquellos relacionados con la obsolescencia tecnológica de los switches </w:t>
+        <w:t xml:space="preserve">Evaluación de la gestión de riesgos tecnológicos en el SILAIS Masaya basándose en el proceso APO12 (Gestión de Riesgos) de COBIT 2019, verificando si la Alta Dirección ha establecido un proceso formal para la identificación, análisis y tratamiento de los riesgos asociados a la infraestructura de red y hardware, particularmente aquellos relacionados con la obsolescencia tecnológica de los </w:t>
+      </w:r>
+      <w:proofErr w:type="spellStart"/>
+      <w:r>
+        <w:rPr>
+          <w:rFonts w:ascii="Arial" w:hAnsi="Arial" w:cs="Arial"/>
+        </w:rPr>
+        <w:t>switches</w:t>
+      </w:r>
+      <w:proofErr w:type="spellEnd"/>
+      <w:r>
+        <w:rPr>
+          <w:rFonts w:ascii="Arial" w:hAnsi="Arial" w:cs="Arial"/>
+        </w:rPr>
+        <w:t xml:space="preserve"> </w:t>
       </w:r>
       <w:proofErr w:type="spellStart"/>
       <w:r>
@@ -2112,7 +2196,21 @@
               <w:rPr>
                 <w:rFonts w:ascii="Arial" w:hAnsi="Arial" w:cs="Arial"/>
               </w:rPr>
-              <w:t xml:space="preserve">Proporciona el marco para auditar el inventario físico de hardware (46 computadoras de escritorio, 5 laptops, 2 switches </w:t>
+              <w:t xml:space="preserve">Proporciona el marco para auditar el inventario físico de hardware (46 computadoras de escritorio, 5 laptops, 2 </w:t>
+            </w:r>
+            <w:proofErr w:type="spellStart"/>
+            <w:r>
+              <w:rPr>
+                <w:rFonts w:ascii="Arial" w:hAnsi="Arial" w:cs="Arial"/>
+              </w:rPr>
+              <w:t>switches</w:t>
+            </w:r>
+            <w:proofErr w:type="spellEnd"/>
+            <w:r>
+              <w:rPr>
+                <w:rFonts w:ascii="Arial" w:hAnsi="Arial" w:cs="Arial"/>
+              </w:rPr>
+              <w:t xml:space="preserve"> </w:t>
             </w:r>
             <w:proofErr w:type="spellStart"/>
             <w:r>
@@ -2224,7 +2322,21 @@
               <w:rPr>
                 <w:rFonts w:ascii="Arial" w:hAnsi="Arial" w:cs="Arial"/>
               </w:rPr>
-              <w:t xml:space="preserve">Marco metodológico para la identificación, análisis, evaluación y tratamiento de los riesgos asociados a la infraestructura de red del SILAIS, particularmente los relacionados con la obsolescencia tecnológica de los switches </w:t>
+              <w:t xml:space="preserve">Marco metodológico para la identificación, análisis, evaluación y tratamiento de los riesgos asociados a la infraestructura de red del SILAIS, particularmente los relacionados con la obsolescencia tecnológica de los </w:t>
+            </w:r>
+            <w:proofErr w:type="spellStart"/>
+            <w:r>
+              <w:rPr>
+                <w:rFonts w:ascii="Arial" w:hAnsi="Arial" w:cs="Arial"/>
+              </w:rPr>
+              <w:t>switches</w:t>
+            </w:r>
+            <w:proofErr w:type="spellEnd"/>
+            <w:r>
+              <w:rPr>
+                <w:rFonts w:ascii="Arial" w:hAnsi="Arial" w:cs="Arial"/>
+              </w:rPr>
+              <w:t xml:space="preserve"> </w:t>
             </w:r>
             <w:proofErr w:type="spellStart"/>
             <w:r>
@@ -2658,8 +2770,16 @@
               <w:rPr>
                 <w:rFonts w:ascii="Arial" w:hAnsi="Arial" w:cs="Arial"/>
               </w:rPr>
-              <w:t xml:space="preserve"> and Spaces</w:t>
-            </w:r>
+              <w:t xml:space="preserve"> and </w:t>
+            </w:r>
+            <w:proofErr w:type="spellStart"/>
+            <w:r>
+              <w:rPr>
+                <w:rFonts w:ascii="Arial" w:hAnsi="Arial" w:cs="Arial"/>
+              </w:rPr>
+              <w:t>Spaces</w:t>
+            </w:r>
+            <w:proofErr w:type="spellEnd"/>
           </w:p>
         </w:tc>
         <w:tc>
@@ -2684,7 +2804,21 @@
               <w:rPr>
                 <w:rFonts w:ascii="Arial" w:hAnsi="Arial" w:cs="Arial"/>
               </w:rPr>
-              <w:t xml:space="preserve">Inspecciona las canalizaciones, ductos, bandejas y el área de comunicaciones donde se ubican los switches </w:t>
+              <w:t xml:space="preserve">Inspecciona las canalizaciones, ductos, bandejas y el área de comunicaciones donde se ubican los </w:t>
+            </w:r>
+            <w:proofErr w:type="spellStart"/>
+            <w:r>
+              <w:rPr>
+                <w:rFonts w:ascii="Arial" w:hAnsi="Arial" w:cs="Arial"/>
+              </w:rPr>
+              <w:t>switches</w:t>
+            </w:r>
+            <w:proofErr w:type="spellEnd"/>
+            <w:r>
+              <w:rPr>
+                <w:rFonts w:ascii="Arial" w:hAnsi="Arial" w:cs="Arial"/>
+              </w:rPr>
+              <w:t xml:space="preserve"> </w:t>
             </w:r>
             <w:proofErr w:type="spellStart"/>
             <w:r>
@@ -4366,7 +4500,21 @@
               <w:rPr>
                 <w:rFonts w:ascii="Arial" w:hAnsi="Arial" w:cs="Arial"/>
               </w:rPr>
-              <w:t xml:space="preserve">Seguridad física del nodo de comunicaciones (Switches, </w:t>
+              <w:t>Seguridad física del nodo de comunicaciones (</w:t>
+            </w:r>
+            <w:proofErr w:type="spellStart"/>
+            <w:r>
+              <w:rPr>
+                <w:rFonts w:ascii="Arial" w:hAnsi="Arial" w:cs="Arial"/>
+              </w:rPr>
+              <w:t>Switches</w:t>
+            </w:r>
+            <w:proofErr w:type="spellEnd"/>
+            <w:r>
+              <w:rPr>
+                <w:rFonts w:ascii="Arial" w:hAnsi="Arial" w:cs="Arial"/>
+              </w:rPr>
+              <w:t xml:space="preserve">, </w:t>
             </w:r>
             <w:proofErr w:type="spellStart"/>
             <w:r>
@@ -4849,7 +4997,21 @@
               <w:rPr>
                 <w:rFonts w:ascii="Arial" w:hAnsi="Arial" w:cs="Arial"/>
               </w:rPr>
-              <w:t xml:space="preserve">Gestión de ancho de banda y desempeño de switches </w:t>
+              <w:t xml:space="preserve">Gestión de ancho de banda y desempeño de </w:t>
+            </w:r>
+            <w:proofErr w:type="spellStart"/>
+            <w:r>
+              <w:rPr>
+                <w:rFonts w:ascii="Arial" w:hAnsi="Arial" w:cs="Arial"/>
+              </w:rPr>
+              <w:t>switches</w:t>
+            </w:r>
+            <w:proofErr w:type="spellEnd"/>
+            <w:r>
+              <w:rPr>
+                <w:rFonts w:ascii="Arial" w:hAnsi="Arial" w:cs="Arial"/>
+              </w:rPr>
+              <w:t xml:space="preserve"> </w:t>
             </w:r>
             <w:proofErr w:type="spellStart"/>
             <w:r>
@@ -7522,15 +7684,7 @@
           <w:b/>
           <w:bCs/>
         </w:rPr>
-        <w:t>7.</w:t>
-      </w:r>
-      <w:r>
-        <w:rPr>
-          <w:rFonts w:ascii="Arial" w:hAnsi="Arial" w:cs="Arial"/>
-          <w:b/>
-          <w:bCs/>
-        </w:rPr>
-        <w:t xml:space="preserve"> EVALUACIÓN DE LA FUNCIÓN OPERATIVA Y FUNCIONAL</w:t>
+        <w:t>7. EVALUACIÓN DE LA FUNCIÓN OPERATIVA Y FUNCIONAL</w:t>
       </w:r>
     </w:p>
     <w:p>
@@ -7726,21 +7880,7 @@
               <w:rPr>
                 <w:rFonts w:ascii="Arial" w:hAnsi="Arial" w:cs="Arial"/>
               </w:rPr>
-              <w:t xml:space="preserve"> No existe en el organigrama documentado un cargo formal de </w:t>
-            </w:r>
-            <w:proofErr w:type="gramStart"/>
-            <w:r>
-              <w:rPr>
-                <w:rFonts w:ascii="Arial" w:hAnsi="Arial" w:cs="Arial"/>
-              </w:rPr>
-              <w:t>Responsable</w:t>
-            </w:r>
-            <w:proofErr w:type="gramEnd"/>
-            <w:r>
-              <w:rPr>
-                <w:rFonts w:ascii="Arial" w:hAnsi="Arial" w:cs="Arial"/>
-              </w:rPr>
-              <w:t xml:space="preserve"> de TI, Sistemas Informáticos o similar. La administración de la red y el mantenimiento de los 51 equipos de cómputo no tiene un propietario formalmente designado.</w:t>
+              <w:t> No existe en el organigrama documentado un cargo formal de Responsable de TI, Sistemas Informáticos o similar. La administración de la red y el mantenimiento de los 51 equipos de cómputo no tiene un propietario formalmente designado.</w:t>
             </w:r>
           </w:p>
         </w:tc>
@@ -9985,7 +10125,21 @@
               <w:rPr>
                 <w:rFonts w:ascii="Arial" w:hAnsi="Arial" w:cs="Arial"/>
               </w:rPr>
-              <w:t xml:space="preserve">No se dispone de respaldo de configuraciones de los 2 switches </w:t>
+              <w:t xml:space="preserve">No se dispone de respaldo de configuraciones de los 2 </w:t>
+            </w:r>
+            <w:proofErr w:type="spellStart"/>
+            <w:r>
+              <w:rPr>
+                <w:rFonts w:ascii="Arial" w:hAnsi="Arial" w:cs="Arial"/>
+              </w:rPr>
+              <w:t>switches</w:t>
+            </w:r>
+            <w:proofErr w:type="spellEnd"/>
+            <w:r>
+              <w:rPr>
+                <w:rFonts w:ascii="Arial" w:hAnsi="Arial" w:cs="Arial"/>
+              </w:rPr>
+              <w:t xml:space="preserve"> </w:t>
             </w:r>
             <w:proofErr w:type="spellStart"/>
             <w:r>
@@ -11889,7 +12043,21 @@
                 <w:rFonts w:ascii="Arial" w:hAnsi="Arial" w:cs="Arial"/>
               </w:rPr>
               <w:lastRenderedPageBreak/>
-              <w:t xml:space="preserve">Disponibilidad de switches </w:t>
+              <w:t xml:space="preserve">Disponibilidad de </w:t>
+            </w:r>
+            <w:proofErr w:type="spellStart"/>
+            <w:r>
+              <w:rPr>
+                <w:rFonts w:ascii="Arial" w:hAnsi="Arial" w:cs="Arial"/>
+              </w:rPr>
+              <w:t>switches</w:t>
+            </w:r>
+            <w:proofErr w:type="spellEnd"/>
+            <w:r>
+              <w:rPr>
+                <w:rFonts w:ascii="Arial" w:hAnsi="Arial" w:cs="Arial"/>
+              </w:rPr>
+              <w:t xml:space="preserve"> </w:t>
             </w:r>
             <w:proofErr w:type="spellStart"/>
             <w:r>
@@ -13010,7 +13178,6 @@
           <w:b/>
           <w:bCs/>
         </w:rPr>
-        <w:lastRenderedPageBreak/>
         <w:br/>
       </w:r>
     </w:p>
@@ -13910,7 +14077,21 @@
               <w:rPr>
                 <w:rFonts w:ascii="Arial" w:hAnsi="Arial" w:cs="Arial"/>
               </w:rPr>
-              <w:t xml:space="preserve">Dos switches </w:t>
+              <w:t xml:space="preserve">Dos </w:t>
+            </w:r>
+            <w:proofErr w:type="spellStart"/>
+            <w:r>
+              <w:rPr>
+                <w:rFonts w:ascii="Arial" w:hAnsi="Arial" w:cs="Arial"/>
+              </w:rPr>
+              <w:t>switches</w:t>
+            </w:r>
+            <w:proofErr w:type="spellEnd"/>
+            <w:r>
+              <w:rPr>
+                <w:rFonts w:ascii="Arial" w:hAnsi="Arial" w:cs="Arial"/>
+              </w:rPr>
+              <w:t xml:space="preserve"> </w:t>
             </w:r>
             <w:proofErr w:type="spellStart"/>
             <w:r>
@@ -18158,7 +18339,21 @@
               <w:rPr>
                 <w:rFonts w:ascii="Arial" w:hAnsi="Arial" w:cs="Arial"/>
               </w:rPr>
-              <w:t xml:space="preserve">Velocidad de enlace: 100 Mbps (limitada por switches </w:t>
+              <w:t xml:space="preserve">Velocidad de enlace: 100 Mbps (limitada por </w:t>
+            </w:r>
+            <w:proofErr w:type="spellStart"/>
+            <w:r>
+              <w:rPr>
+                <w:rFonts w:ascii="Arial" w:hAnsi="Arial" w:cs="Arial"/>
+              </w:rPr>
+              <w:t>switches</w:t>
+            </w:r>
+            <w:proofErr w:type="spellEnd"/>
+            <w:r>
+              <w:rPr>
+                <w:rFonts w:ascii="Arial" w:hAnsi="Arial" w:cs="Arial"/>
+              </w:rPr>
+              <w:t xml:space="preserve"> </w:t>
             </w:r>
             <w:proofErr w:type="spellStart"/>
             <w:r>
@@ -18581,7 +18776,21 @@
                 <w:rFonts w:ascii="Arial" w:hAnsi="Arial" w:cs="Arial"/>
               </w:rPr>
               <w:lastRenderedPageBreak/>
-              <w:t xml:space="preserve">Prueba de saturación de switches </w:t>
+              <w:t xml:space="preserve">Prueba de saturación de </w:t>
+            </w:r>
+            <w:proofErr w:type="spellStart"/>
+            <w:r>
+              <w:rPr>
+                <w:rFonts w:ascii="Arial" w:hAnsi="Arial" w:cs="Arial"/>
+              </w:rPr>
+              <w:t>switches</w:t>
+            </w:r>
+            <w:proofErr w:type="spellEnd"/>
+            <w:r>
+              <w:rPr>
+                <w:rFonts w:ascii="Arial" w:hAnsi="Arial" w:cs="Arial"/>
+              </w:rPr>
+              <w:t xml:space="preserve"> </w:t>
             </w:r>
             <w:proofErr w:type="spellStart"/>
             <w:r>
@@ -19014,7 +19223,23 @@
                 <w:rFonts w:ascii="Arial" w:hAnsi="Arial" w:cs="Arial"/>
                 <w:lang w:val="en-US"/>
               </w:rPr>
-              <w:t xml:space="preserve"> wmic </w:t>
+              <w:t xml:space="preserve"> </w:t>
+            </w:r>
+            <w:proofErr w:type="spellStart"/>
+            <w:r>
+              <w:rPr>
+                <w:rFonts w:ascii="Arial" w:hAnsi="Arial" w:cs="Arial"/>
+                <w:lang w:val="en-US"/>
+              </w:rPr>
+              <w:t>wmic</w:t>
+            </w:r>
+            <w:proofErr w:type="spellEnd"/>
+            <w:r>
+              <w:rPr>
+                <w:rFonts w:ascii="Arial" w:hAnsi="Arial" w:cs="Arial"/>
+                <w:lang w:val="en-US"/>
+              </w:rPr>
+              <w:t xml:space="preserve"> </w:t>
             </w:r>
             <w:proofErr w:type="spellStart"/>
             <w:r>
@@ -19989,12 +20214,20 @@
               </w:rPr>
               <w:t xml:space="preserve">, </w:t>
             </w:r>
+            <w:proofErr w:type="spellStart"/>
             <w:r>
               <w:rPr>
                 <w:rFonts w:ascii="Arial" w:hAnsi="Arial" w:cs="Arial"/>
               </w:rPr>
               <w:lastRenderedPageBreak/>
-              <w:t>exfiltración de datos sensibles</w:t>
+              <w:t>exfiltración</w:t>
+            </w:r>
+            <w:proofErr w:type="spellEnd"/>
+            <w:r>
+              <w:rPr>
+                <w:rFonts w:ascii="Arial" w:hAnsi="Arial" w:cs="Arial"/>
+              </w:rPr>
+              <w:t xml:space="preserve"> de datos sensibles</w:t>
             </w:r>
           </w:p>
         </w:tc>
@@ -20341,7 +20574,21 @@
               <w:rPr>
                 <w:rFonts w:ascii="Arial" w:hAnsi="Arial" w:cs="Arial"/>
               </w:rPr>
-              <w:t xml:space="preserve">Estado físico de switches </w:t>
+              <w:t xml:space="preserve">Estado físico de </w:t>
+            </w:r>
+            <w:proofErr w:type="spellStart"/>
+            <w:r>
+              <w:rPr>
+                <w:rFonts w:ascii="Arial" w:hAnsi="Arial" w:cs="Arial"/>
+              </w:rPr>
+              <w:t>switches</w:t>
+            </w:r>
+            <w:proofErr w:type="spellEnd"/>
+            <w:r>
+              <w:rPr>
+                <w:rFonts w:ascii="Arial" w:hAnsi="Arial" w:cs="Arial"/>
+              </w:rPr>
+              <w:t xml:space="preserve"> </w:t>
             </w:r>
             <w:proofErr w:type="spellStart"/>
             <w:r>
@@ -28840,7 +29087,7 @@
         </w:rPr>
         <w:t xml:space="preserve">2 </w:t>
       </w:r>
-      <w:proofErr w:type="gramStart"/>
+      <w:proofErr w:type="spellStart"/>
       <w:r>
         <w:rPr>
           <w:rFonts w:ascii="Arial" w:hAnsi="Arial" w:cs="Arial"/>
@@ -28849,7 +29096,7 @@
         </w:rPr>
         <w:t>Switches</w:t>
       </w:r>
-      <w:proofErr w:type="gramEnd"/>
+      <w:proofErr w:type="spellEnd"/>
       <w:r>
         <w:rPr>
           <w:rFonts w:ascii="Arial" w:hAnsi="Arial" w:cs="Arial"/>
@@ -30243,7 +30490,21 @@
         <w:rPr>
           <w:rFonts w:ascii="Arial" w:hAnsi="Arial" w:cs="Arial"/>
         </w:rPr>
-        <w:t xml:space="preserve"> utilizado (802.11n, ac, </w:t>
+        <w:t xml:space="preserve"> utilizado (802.11n, </w:t>
+      </w:r>
+      <w:proofErr w:type="spellStart"/>
+      <w:r>
+        <w:rPr>
+          <w:rFonts w:ascii="Arial" w:hAnsi="Arial" w:cs="Arial"/>
+        </w:rPr>
+        <w:t>ac</w:t>
+      </w:r>
+      <w:proofErr w:type="spellEnd"/>
+      <w:r>
+        <w:rPr>
+          <w:rFonts w:ascii="Arial" w:hAnsi="Arial" w:cs="Arial"/>
+        </w:rPr>
+        <w:t xml:space="preserve">, </w:t>
       </w:r>
       <w:proofErr w:type="spellStart"/>
       <w:r>
@@ -30967,7 +31228,21 @@
         <w:rPr>
           <w:rFonts w:ascii="Arial" w:hAnsi="Arial" w:cs="Arial"/>
         </w:rPr>
-        <w:t xml:space="preserve"> No documentado (BitLocker, LUKS, </w:t>
+        <w:t> No documentado (</w:t>
+      </w:r>
+      <w:proofErr w:type="spellStart"/>
+      <w:r>
+        <w:rPr>
+          <w:rFonts w:ascii="Arial" w:hAnsi="Arial" w:cs="Arial"/>
+        </w:rPr>
+        <w:t>BitLocker</w:t>
+      </w:r>
+      <w:proofErr w:type="spellEnd"/>
+      <w:r>
+        <w:rPr>
+          <w:rFonts w:ascii="Arial" w:hAnsi="Arial" w:cs="Arial"/>
+        </w:rPr>
+        <w:t xml:space="preserve">, LUKS, </w:t>
       </w:r>
       <w:proofErr w:type="spellStart"/>
       <w:r>
@@ -31617,11 +31892,19 @@
                 <w:rFonts w:ascii="Arial" w:hAnsi="Arial" w:cs="Arial"/>
               </w:rPr>
             </w:pPr>
-            <w:r>
-              <w:rPr>
-                <w:rFonts w:ascii="Arial" w:hAnsi="Arial" w:cs="Arial"/>
-              </w:rPr>
-              <w:t xml:space="preserve">Switches (2), </w:t>
+            <w:proofErr w:type="spellStart"/>
+            <w:r>
+              <w:rPr>
+                <w:rFonts w:ascii="Arial" w:hAnsi="Arial" w:cs="Arial"/>
+              </w:rPr>
+              <w:t>Switches</w:t>
+            </w:r>
+            <w:proofErr w:type="spellEnd"/>
+            <w:r>
+              <w:rPr>
+                <w:rFonts w:ascii="Arial" w:hAnsi="Arial" w:cs="Arial"/>
+              </w:rPr>
+              <w:t xml:space="preserve"> (2), </w:t>
             </w:r>
             <w:proofErr w:type="spellStart"/>
             <w:r>
@@ -32614,6 +32897,7 @@
                 <w:b/>
                 <w:bCs/>
               </w:rPr>
+              <w:lastRenderedPageBreak/>
               <w:t>A-LOG-003</w:t>
             </w:r>
           </w:p>
@@ -32642,7 +32926,25 @@
                 <w:b/>
                 <w:bCs/>
               </w:rPr>
-              <w:t>Ataque Man-in-</w:t>
+              <w:t xml:space="preserve">Ataque </w:t>
+            </w:r>
+            <w:proofErr w:type="spellStart"/>
+            <w:r>
+              <w:rPr>
+                <w:rFonts w:ascii="Arial" w:hAnsi="Arial" w:cs="Arial"/>
+                <w:b/>
+                <w:bCs/>
+              </w:rPr>
+              <w:t>Man</w:t>
+            </w:r>
+            <w:proofErr w:type="spellEnd"/>
+            <w:r>
+              <w:rPr>
+                <w:rFonts w:ascii="Arial" w:hAnsi="Arial" w:cs="Arial"/>
+                <w:b/>
+                <w:bCs/>
+              </w:rPr>
+              <w:t>-in-</w:t>
             </w:r>
             <w:proofErr w:type="spellStart"/>
             <w:r>
@@ -36099,14 +36401,14 @@
               </w:rPr>
               <w:t xml:space="preserve">2 </w:t>
             </w:r>
-            <w:proofErr w:type="gramStart"/>
+            <w:proofErr w:type="spellStart"/>
             <w:r>
               <w:rPr>
                 <w:rFonts w:ascii="Arial" w:hAnsi="Arial" w:cs="Arial"/>
               </w:rPr>
               <w:t>Switches</w:t>
             </w:r>
-            <w:proofErr w:type="gramEnd"/>
+            <w:proofErr w:type="spellEnd"/>
             <w:r>
               <w:rPr>
                 <w:rFonts w:ascii="Arial" w:hAnsi="Arial" w:cs="Arial"/>
@@ -36277,7 +36579,21 @@
               <w:rPr>
                 <w:rFonts w:ascii="Arial" w:hAnsi="Arial" w:cs="Arial"/>
               </w:rPr>
-              <w:t xml:space="preserve">Todas las oficinas en mismo dominio de broadcast sin </w:t>
+              <w:t xml:space="preserve">Todas las oficinas en mismo dominio de </w:t>
+            </w:r>
+            <w:proofErr w:type="spellStart"/>
+            <w:r>
+              <w:rPr>
+                <w:rFonts w:ascii="Arial" w:hAnsi="Arial" w:cs="Arial"/>
+              </w:rPr>
+              <w:t>broadcast</w:t>
+            </w:r>
+            <w:proofErr w:type="spellEnd"/>
+            <w:r>
+              <w:rPr>
+                <w:rFonts w:ascii="Arial" w:hAnsi="Arial" w:cs="Arial"/>
+              </w:rPr>
+              <w:t xml:space="preserve"> sin </w:t>
             </w:r>
             <w:proofErr w:type="spellStart"/>
             <w:r>
@@ -38177,7 +38493,21 @@
               <w:rPr>
                 <w:rFonts w:ascii="Arial" w:hAnsi="Arial" w:cs="Arial"/>
               </w:rPr>
-              <w:t xml:space="preserve"> con capacidad Gigabit estranguladas por switch </w:t>
+              <w:t xml:space="preserve"> con capacidad Gigabit estranguladas por </w:t>
+            </w:r>
+            <w:proofErr w:type="spellStart"/>
+            <w:r>
+              <w:rPr>
+                <w:rFonts w:ascii="Arial" w:hAnsi="Arial" w:cs="Arial"/>
+              </w:rPr>
+              <w:t>switch</w:t>
+            </w:r>
+            <w:proofErr w:type="spellEnd"/>
+            <w:r>
+              <w:rPr>
+                <w:rFonts w:ascii="Arial" w:hAnsi="Arial" w:cs="Arial"/>
+              </w:rPr>
+              <w:t xml:space="preserve"> </w:t>
             </w:r>
             <w:proofErr w:type="spellStart"/>
             <w:r>
@@ -42736,7 +43066,25 @@
                 <w:b/>
                 <w:bCs/>
               </w:rPr>
-              <w:t xml:space="preserve">Colapso Catastrófico del Switch Principal </w:t>
+              <w:t xml:space="preserve">Colapso Catastrófico del </w:t>
+            </w:r>
+            <w:proofErr w:type="spellStart"/>
+            <w:r>
+              <w:rPr>
+                <w:rFonts w:ascii="Arial" w:hAnsi="Arial" w:cs="Arial"/>
+                <w:b/>
+                <w:bCs/>
+              </w:rPr>
+              <w:t>Switch</w:t>
+            </w:r>
+            <w:proofErr w:type="spellEnd"/>
+            <w:r>
+              <w:rPr>
+                <w:rFonts w:ascii="Arial" w:hAnsi="Arial" w:cs="Arial"/>
+                <w:b/>
+                <w:bCs/>
+              </w:rPr>
+              <w:t xml:space="preserve"> Principal </w:t>
             </w:r>
             <w:proofErr w:type="spellStart"/>
             <w:r>
@@ -44640,7 +44988,21 @@
               <w:rPr>
                 <w:rFonts w:ascii="Arial" w:hAnsi="Arial" w:cs="Arial"/>
               </w:rPr>
-              <w:t xml:space="preserve"> - Saturación del switch </w:t>
+              <w:t xml:space="preserve"> - Saturación del </w:t>
+            </w:r>
+            <w:proofErr w:type="spellStart"/>
+            <w:r>
+              <w:rPr>
+                <w:rFonts w:ascii="Arial" w:hAnsi="Arial" w:cs="Arial"/>
+              </w:rPr>
+              <w:t>switch</w:t>
+            </w:r>
+            <w:proofErr w:type="spellEnd"/>
+            <w:r>
+              <w:rPr>
+                <w:rFonts w:ascii="Arial" w:hAnsi="Arial" w:cs="Arial"/>
+              </w:rPr>
+              <w:t xml:space="preserve"> </w:t>
             </w:r>
             <w:proofErr w:type="spellStart"/>
             <w:r>
@@ -45106,7 +45468,21 @@
               <w:rPr>
                 <w:rFonts w:ascii="Arial" w:hAnsi="Arial" w:cs="Arial"/>
               </w:rPr>
-              <w:t> - Interceptación de contraseñas de usuarios de Estadística/Epidemiología mediante ataque Man-in-</w:t>
+              <w:t xml:space="preserve"> - Interceptación de contraseñas de usuarios de Estadística/Epidemiología mediante ataque </w:t>
+            </w:r>
+            <w:proofErr w:type="spellStart"/>
+            <w:r>
+              <w:rPr>
+                <w:rFonts w:ascii="Arial" w:hAnsi="Arial" w:cs="Arial"/>
+              </w:rPr>
+              <w:t>Man</w:t>
+            </w:r>
+            <w:proofErr w:type="spellEnd"/>
+            <w:r>
+              <w:rPr>
+                <w:rFonts w:ascii="Arial" w:hAnsi="Arial" w:cs="Arial"/>
+              </w:rPr>
+              <w:t>-in-</w:t>
             </w:r>
             <w:proofErr w:type="spellStart"/>
             <w:r>
@@ -48750,15 +49126,7 @@
           <w:b/>
           <w:bCs/>
         </w:rPr>
-        <w:t>5</w:t>
-      </w:r>
-      <w:r>
-        <w:rPr>
-          <w:rFonts w:ascii="Arial" w:hAnsi="Arial" w:cs="Arial"/>
-          <w:b/>
-          <w:bCs/>
-        </w:rPr>
-        <w:t>.</w:t>
+        <w:t>5.</w:t>
       </w:r>
       <w:r>
         <w:rPr>
@@ -48995,7 +49363,21 @@
               <w:rPr>
                 <w:rFonts w:ascii="Arial" w:hAnsi="Arial" w:cs="Arial"/>
               </w:rPr>
-              <w:t xml:space="preserve">Reemplazo de switches </w:t>
+              <w:t xml:space="preserve">Reemplazo de </w:t>
+            </w:r>
+            <w:proofErr w:type="spellStart"/>
+            <w:r>
+              <w:rPr>
+                <w:rFonts w:ascii="Arial" w:hAnsi="Arial" w:cs="Arial"/>
+              </w:rPr>
+              <w:t>switches</w:t>
+            </w:r>
+            <w:proofErr w:type="spellEnd"/>
+            <w:r>
+              <w:rPr>
+                <w:rFonts w:ascii="Arial" w:hAnsi="Arial" w:cs="Arial"/>
+              </w:rPr>
+              <w:t xml:space="preserve"> </w:t>
             </w:r>
             <w:proofErr w:type="spellStart"/>
             <w:r>
@@ -49993,56 +50375,34 @@
               <w:rPr>
                 <w:rFonts w:ascii="Arial" w:hAnsi="Arial" w:cs="Arial"/>
               </w:rPr>
-              <w:t xml:space="preserve">Mantener cables de repuesto </w:t>
-            </w:r>
-            <w:proofErr w:type="spellStart"/>
-            <w:r>
-              <w:rPr>
-                <w:rFonts w:ascii="Arial" w:hAnsi="Arial" w:cs="Arial"/>
-              </w:rPr>
-              <w:t>pre-ponchados</w:t>
-            </w:r>
-            <w:proofErr w:type="spellEnd"/>
-            <w:r>
-              <w:rPr>
-                <w:rFonts w:ascii="Arial" w:hAnsi="Arial" w:cs="Arial"/>
-              </w:rPr>
-              <w:t xml:space="preserve"> según norma T568A (mínimo 10 unidades)</w:t>
-            </w:r>
-          </w:p>
-        </w:tc>
-        <w:tc>
-          <w:tcPr>
-            <w:tcW w:w="0" w:type="auto"/>
-            <w:tcMar>
-              <w:top w:w="150" w:type="dxa"/>
-              <w:left w:w="240" w:type="dxa"/>
-              <w:bottom w:w="150" w:type="dxa"/>
-              <w:right w:w="240" w:type="dxa"/>
-            </w:tcMar>
-            <w:vAlign w:val="center"/>
-            <w:hideMark/>
-          </w:tcPr>
-          <w:p>
-            <w:pPr>
-              <w:rPr>
-                <w:rFonts w:ascii="Arial" w:hAnsi="Arial" w:cs="Arial"/>
-              </w:rPr>
-            </w:pPr>
-            <w:r>
-              <w:rPr>
-                <w:rFonts w:ascii="Arial" w:hAnsi="Arial" w:cs="Arial"/>
-              </w:rPr>
-              <w:t xml:space="preserve">Reemplazar tendido dañado; si es daño en conector, </w:t>
-            </w:r>
-            <w:proofErr w:type="spellStart"/>
-            <w:r>
-              <w:rPr>
-                <w:rFonts w:ascii="Arial" w:hAnsi="Arial" w:cs="Arial"/>
-              </w:rPr>
-              <w:t>re-ponchar</w:t>
-            </w:r>
-            <w:proofErr w:type="spellEnd"/>
+              <w:t>Mantener cables de repuesto pre-ponchados según norma T568A (mínimo 10 unidades)</w:t>
+            </w:r>
+          </w:p>
+        </w:tc>
+        <w:tc>
+          <w:tcPr>
+            <w:tcW w:w="0" w:type="auto"/>
+            <w:tcMar>
+              <w:top w:w="150" w:type="dxa"/>
+              <w:left w:w="240" w:type="dxa"/>
+              <w:bottom w:w="150" w:type="dxa"/>
+              <w:right w:w="240" w:type="dxa"/>
+            </w:tcMar>
+            <w:vAlign w:val="center"/>
+            <w:hideMark/>
+          </w:tcPr>
+          <w:p>
+            <w:pPr>
+              <w:rPr>
+                <w:rFonts w:ascii="Arial" w:hAnsi="Arial" w:cs="Arial"/>
+              </w:rPr>
+            </w:pPr>
+            <w:r>
+              <w:rPr>
+                <w:rFonts w:ascii="Arial" w:hAnsi="Arial" w:cs="Arial"/>
+              </w:rPr>
+              <w:t>Reemplazar tendido dañado; si es daño en conector, re-ponchar</w:t>
+            </w:r>
           </w:p>
         </w:tc>
         <w:tc>
@@ -51061,15 +51421,7 @@
           <w:b/>
           <w:bCs/>
         </w:rPr>
-        <w:t>Responsabilidades</w:t>
-      </w:r>
-      <w:r>
-        <w:rPr>
-          <w:rFonts w:ascii="Arial" w:hAnsi="Arial" w:cs="Arial"/>
-          <w:b/>
-          <w:bCs/>
-        </w:rPr>
-        <w:t xml:space="preserve"> en el Plan de Gestión de Riesgos</w:t>
+        <w:t>Responsabilidades en el Plan de Gestión de Riesgos</w:t>
       </w:r>
     </w:p>
     <w:tbl>
@@ -51748,14 +52100,159 @@
           <w:bCs/>
         </w:rPr>
       </w:pPr>
-      <w:r>
+    </w:p>
+    <w:p>
+      <w:pPr>
         <w:rPr>
           <w:rFonts w:ascii="Arial" w:hAnsi="Arial" w:cs="Arial"/>
           <w:b/>
           <w:bCs/>
         </w:rPr>
-        <w:br w:type="page"/>
-      </w:r>
+      </w:pPr>
+    </w:p>
+    <w:p>
+      <w:pPr>
+        <w:rPr>
+          <w:rFonts w:ascii="Arial" w:hAnsi="Arial" w:cs="Arial"/>
+          <w:b/>
+          <w:bCs/>
+        </w:rPr>
+      </w:pPr>
+    </w:p>
+    <w:p>
+      <w:pPr>
+        <w:rPr>
+          <w:rFonts w:ascii="Arial" w:hAnsi="Arial" w:cs="Arial"/>
+          <w:b/>
+          <w:bCs/>
+        </w:rPr>
+      </w:pPr>
+    </w:p>
+    <w:p>
+      <w:pPr>
+        <w:rPr>
+          <w:rFonts w:ascii="Arial" w:hAnsi="Arial" w:cs="Arial"/>
+          <w:b/>
+          <w:bCs/>
+        </w:rPr>
+      </w:pPr>
+    </w:p>
+    <w:p>
+      <w:pPr>
+        <w:rPr>
+          <w:rFonts w:ascii="Arial" w:hAnsi="Arial" w:cs="Arial"/>
+          <w:b/>
+          <w:bCs/>
+        </w:rPr>
+      </w:pPr>
+    </w:p>
+    <w:p>
+      <w:pPr>
+        <w:rPr>
+          <w:rFonts w:ascii="Arial" w:hAnsi="Arial" w:cs="Arial"/>
+          <w:b/>
+          <w:bCs/>
+        </w:rPr>
+      </w:pPr>
+    </w:p>
+    <w:p>
+      <w:pPr>
+        <w:rPr>
+          <w:rFonts w:ascii="Arial" w:hAnsi="Arial" w:cs="Arial"/>
+          <w:b/>
+          <w:bCs/>
+        </w:rPr>
+      </w:pPr>
+    </w:p>
+    <w:p>
+      <w:pPr>
+        <w:rPr>
+          <w:rFonts w:ascii="Arial" w:hAnsi="Arial" w:cs="Arial"/>
+          <w:b/>
+          <w:bCs/>
+        </w:rPr>
+      </w:pPr>
+    </w:p>
+    <w:p>
+      <w:pPr>
+        <w:rPr>
+          <w:rFonts w:ascii="Arial" w:hAnsi="Arial" w:cs="Arial"/>
+          <w:b/>
+          <w:bCs/>
+        </w:rPr>
+      </w:pPr>
+    </w:p>
+    <w:p>
+      <w:pPr>
+        <w:rPr>
+          <w:rFonts w:ascii="Arial" w:hAnsi="Arial" w:cs="Arial"/>
+          <w:b/>
+          <w:bCs/>
+        </w:rPr>
+      </w:pPr>
+    </w:p>
+    <w:p>
+      <w:pPr>
+        <w:rPr>
+          <w:rFonts w:ascii="Arial" w:hAnsi="Arial" w:cs="Arial"/>
+          <w:b/>
+          <w:bCs/>
+        </w:rPr>
+      </w:pPr>
+    </w:p>
+    <w:p>
+      <w:pPr>
+        <w:rPr>
+          <w:rFonts w:ascii="Arial" w:hAnsi="Arial" w:cs="Arial"/>
+          <w:b/>
+          <w:bCs/>
+        </w:rPr>
+      </w:pPr>
+    </w:p>
+    <w:p>
+      <w:pPr>
+        <w:rPr>
+          <w:rFonts w:ascii="Arial" w:hAnsi="Arial" w:cs="Arial"/>
+          <w:b/>
+          <w:bCs/>
+        </w:rPr>
+      </w:pPr>
+    </w:p>
+    <w:p>
+      <w:pPr>
+        <w:rPr>
+          <w:rFonts w:ascii="Arial" w:hAnsi="Arial" w:cs="Arial"/>
+          <w:b/>
+          <w:bCs/>
+        </w:rPr>
+      </w:pPr>
+    </w:p>
+    <w:p>
+      <w:pPr>
+        <w:rPr>
+          <w:rFonts w:ascii="Arial" w:hAnsi="Arial" w:cs="Arial"/>
+          <w:b/>
+          <w:bCs/>
+        </w:rPr>
+      </w:pPr>
+    </w:p>
+    <w:p>
+      <w:pPr>
+        <w:rPr>
+          <w:rFonts w:ascii="Arial" w:hAnsi="Arial" w:cs="Arial"/>
+          <w:b/>
+          <w:bCs/>
+        </w:rPr>
+      </w:pPr>
+    </w:p>
+    <w:p>
+      <w:pPr>
+        <w:rPr>
+          <w:rFonts w:ascii="Arial" w:hAnsi="Arial" w:cs="Arial"/>
+          <w:b/>
+          <w:bCs/>
+        </w:rPr>
+      </w:pPr>
     </w:p>
     <w:p>
       <w:pPr>
@@ -51786,8 +52283,1463 @@
           <w:b/>
           <w:bCs/>
         </w:rPr>
+        <w:lastRenderedPageBreak/>
         <w:t>TRABAJO DE AUDITORÍA PLAN DE AUDITORÍA</w:t>
       </w:r>
+    </w:p>
+    <w:p>
+      <w:pPr>
+        <w:rPr>
+          <w:rFonts w:ascii="Arial" w:hAnsi="Arial" w:cs="Arial"/>
+          <w:b/>
+          <w:bCs/>
+        </w:rPr>
+      </w:pPr>
+    </w:p>
+    <w:p>
+      <w:pPr>
+        <w:rPr>
+          <w:rFonts w:ascii="Arial" w:hAnsi="Arial" w:cs="Arial"/>
+          <w:b/>
+          <w:bCs/>
+        </w:rPr>
+      </w:pPr>
+    </w:p>
+    <w:p>
+      <w:pPr>
+        <w:rPr>
+          <w:rFonts w:ascii="Arial" w:hAnsi="Arial" w:cs="Arial"/>
+          <w:b/>
+          <w:bCs/>
+        </w:rPr>
+      </w:pPr>
+    </w:p>
+    <w:p>
+      <w:pPr>
+        <w:rPr>
+          <w:rFonts w:ascii="Arial" w:hAnsi="Arial" w:cs="Arial"/>
+          <w:b/>
+          <w:bCs/>
+        </w:rPr>
+      </w:pPr>
+      <w:r>
+        <w:rPr>
+          <w:rFonts w:ascii="Arial" w:hAnsi="Arial" w:cs="Arial"/>
+          <w:b/>
+          <w:bCs/>
+        </w:rPr>
+        <w:t xml:space="preserve">10.1 </w:t>
+      </w:r>
+      <w:r>
+        <w:rPr>
+          <w:rFonts w:ascii="Arial" w:hAnsi="Arial" w:cs="Arial"/>
+          <w:b/>
+          <w:bCs/>
+        </w:rPr>
+        <w:t>PLANIFICACION - ETAPAS DE DESARROLLO</w:t>
+      </w:r>
+    </w:p>
+    <w:p>
+      <w:pPr>
+        <w:rPr>
+          <w:rFonts w:ascii="Arial" w:hAnsi="Arial" w:cs="Arial"/>
+          <w:b/>
+          <w:bCs/>
+        </w:rPr>
+        <w:sectPr>
+          <w:pgSz w:w="12240" w:h="15840"/>
+          <w:pgMar w:top="1440" w:right="1440" w:bottom="1440" w:left="1440" w:header="720" w:footer="720" w:gutter="0"/>
+          <w:cols w:space="720"/>
+          <w:docGrid w:linePitch="360"/>
+        </w:sectPr>
+      </w:pPr>
+      <w:bookmarkStart w:id="0" w:name="_GoBack"/>
+      <w:bookmarkEnd w:id="0"/>
+    </w:p>
+    <w:tbl>
+      <w:tblPr>
+        <w:tblStyle w:val="Tablaconcuadrcula"/>
+        <w:tblpPr w:leftFromText="141" w:rightFromText="141" w:vertAnchor="text" w:horzAnchor="margin" w:tblpXSpec="center" w:tblpY="-1439"/>
+        <w:tblW w:w="15480" w:type="dxa"/>
+        <w:tblLook w:val="04A0" w:firstRow="1" w:lastRow="0" w:firstColumn="1" w:lastColumn="0" w:noHBand="0" w:noVBand="1"/>
+      </w:tblPr>
+      <w:tblGrid>
+        <w:gridCol w:w="1800"/>
+        <w:gridCol w:w="2975"/>
+        <w:gridCol w:w="3507"/>
+        <w:gridCol w:w="1739"/>
+        <w:gridCol w:w="5459"/>
+      </w:tblGrid>
+      <w:tr>
+        <w:trPr>
+          <w:trHeight w:val="528"/>
+        </w:trPr>
+        <w:tc>
+          <w:tcPr>
+            <w:tcW w:w="1800" w:type="dxa"/>
+            <w:hideMark/>
+          </w:tcPr>
+          <w:p>
+            <w:r>
+              <w:lastRenderedPageBreak/>
+              <w:t>Fase</w:t>
+            </w:r>
+          </w:p>
+        </w:tc>
+        <w:tc>
+          <w:tcPr>
+            <w:tcW w:w="2975" w:type="dxa"/>
+            <w:hideMark/>
+          </w:tcPr>
+          <w:p>
+            <w:r>
+              <w:t>Objetivo</w:t>
+            </w:r>
+          </w:p>
+        </w:tc>
+        <w:tc>
+          <w:tcPr>
+            <w:tcW w:w="3507" w:type="dxa"/>
+            <w:hideMark/>
+          </w:tcPr>
+          <w:p>
+            <w:r>
+              <w:t>Actividades Principales</w:t>
+            </w:r>
+          </w:p>
+        </w:tc>
+        <w:tc>
+          <w:tcPr>
+            <w:tcW w:w="1739" w:type="dxa"/>
+            <w:hideMark/>
+          </w:tcPr>
+          <w:p>
+            <w:r>
+              <w:t>Responsables</w:t>
+            </w:r>
+          </w:p>
+        </w:tc>
+        <w:tc>
+          <w:tcPr>
+            <w:tcW w:w="5459" w:type="dxa"/>
+            <w:hideMark/>
+          </w:tcPr>
+          <w:p>
+            <w:r>
+              <w:t>Perfil del Auditor</w:t>
+            </w:r>
+          </w:p>
+        </w:tc>
+      </w:tr>
+      <w:tr>
+        <w:trPr>
+          <w:trHeight w:val="8192"/>
+        </w:trPr>
+        <w:tc>
+          <w:tcPr>
+            <w:tcW w:w="1800" w:type="dxa"/>
+            <w:hideMark/>
+          </w:tcPr>
+          <w:p>
+            <w:pPr>
+              <w:rPr>
+                <w:b/>
+                <w:bCs/>
+              </w:rPr>
+            </w:pPr>
+            <w:r>
+              <w:rPr>
+                <w:b/>
+                <w:bCs/>
+              </w:rPr>
+              <w:t>I. Planificación</w:t>
+            </w:r>
+          </w:p>
+        </w:tc>
+        <w:tc>
+          <w:tcPr>
+            <w:tcW w:w="2975" w:type="dxa"/>
+            <w:hideMark/>
+          </w:tcPr>
+          <w:p>
+            <w:r>
+              <w:t>Establecer las bases técnicas y organizativas para una auditoría eficiente de la infraestructura de red y hardware del SILAIS - Sede Masaya.</w:t>
+            </w:r>
+          </w:p>
+        </w:tc>
+        <w:tc>
+          <w:tcPr>
+            <w:tcW w:w="3507" w:type="dxa"/>
+            <w:hideMark/>
+          </w:tcPr>
+          <w:p>
+            <w:r>
+              <w:t xml:space="preserve">- Reunión inicial con la Dirección General (Dr. Silvio Navarro) y Responsable de Planificación (Lic. </w:t>
+            </w:r>
+            <w:proofErr w:type="spellStart"/>
+            <w:r>
+              <w:t>Gardenio</w:t>
+            </w:r>
+            <w:proofErr w:type="spellEnd"/>
+            <w:r>
+              <w:t xml:space="preserve"> Miranda) para conocer la organización y sus procesos.</w:t>
+            </w:r>
+          </w:p>
+          <w:p/>
+          <w:p>
+            <w:r>
+              <w:t xml:space="preserve"> - Definir alcance, objetivos y criterios de auditoría (red física, red lógica y hardware de 51 equipos). - Elaborar cronograma de trabajo detallado (60 días hábiles). </w:t>
+            </w:r>
+          </w:p>
+          <w:p/>
+          <w:p/>
+          <w:p>
+            <w:r>
+              <w:t xml:space="preserve">- Revisión de documentación inicial (políticas de TI, inventarios, diagramas de red, si existen). </w:t>
+            </w:r>
+          </w:p>
+          <w:p/>
+          <w:p/>
+          <w:p>
+            <w:r>
+              <w:t>- Diseño de instrumentos de auditoría (</w:t>
+            </w:r>
+            <w:proofErr w:type="spellStart"/>
+            <w:r>
+              <w:t>checklists</w:t>
+            </w:r>
+            <w:proofErr w:type="spellEnd"/>
+            <w:r>
+              <w:t xml:space="preserve"> de inspección física, </w:t>
+            </w:r>
+            <w:proofErr w:type="spellStart"/>
+            <w:r>
+              <w:t>checklists</w:t>
+            </w:r>
+            <w:proofErr w:type="spellEnd"/>
+            <w:r>
+              <w:t xml:space="preserve"> de verificación de hardware para 51 equipos, cuestionario para responsables de áreas críticas). </w:t>
+            </w:r>
+          </w:p>
+          <w:p/>
+          <w:p>
+            <w:r>
+              <w:t xml:space="preserve">- Coordinación logística con el SILAIS para acceso a las 14 áreas funcionales. </w:t>
+            </w:r>
+          </w:p>
+          <w:p/>
+          <w:p>
+            <w:r>
+              <w:t>- Reunión de apertura formal con la Dirección y responsables de área.</w:t>
+            </w:r>
+          </w:p>
+        </w:tc>
+        <w:tc>
+          <w:tcPr>
+            <w:tcW w:w="1739" w:type="dxa"/>
+            <w:hideMark/>
+          </w:tcPr>
+          <w:p>
+            <w:r>
+              <w:t>Auditor Líder Auditor de Gobernanza TI Auditor Documentalista</w:t>
+            </w:r>
+          </w:p>
+        </w:tc>
+        <w:tc>
+          <w:tcPr>
+            <w:tcW w:w="5459" w:type="dxa"/>
+            <w:hideMark/>
+          </w:tcPr>
+          <w:p>
+            <w:r>
+              <w:t>Profesionales con experiencia en auditoría de infraestructura tecnológica en entidades de salud pública, estándares ISO/IEC 27001, estándares ANSI/TIA/EIA, marco COBIT 2019, gestión documental y planificación de auditorías. Liderazgo, comunicación asertiva y capacidad de coordinación con personal sanitario son clave.</w:t>
+            </w:r>
+          </w:p>
+        </w:tc>
+      </w:tr>
+      <w:tr>
+        <w:trPr>
+          <w:trHeight w:val="8192"/>
+        </w:trPr>
+        <w:tc>
+          <w:tcPr>
+            <w:tcW w:w="1800" w:type="dxa"/>
+            <w:hideMark/>
+          </w:tcPr>
+          <w:p>
+            <w:pPr>
+              <w:rPr>
+                <w:b/>
+                <w:bCs/>
+              </w:rPr>
+            </w:pPr>
+            <w:r>
+              <w:rPr>
+                <w:b/>
+                <w:bCs/>
+              </w:rPr>
+              <w:lastRenderedPageBreak/>
+              <w:t>II. Ejecución del Trabajo de Campo</w:t>
+            </w:r>
+          </w:p>
+        </w:tc>
+        <w:tc>
+          <w:tcPr>
+            <w:tcW w:w="2975" w:type="dxa"/>
+            <w:hideMark/>
+          </w:tcPr>
+          <w:p>
+            <w:r>
+              <w:t xml:space="preserve">Obtener evidencia objetiva del estado de la red (física y lógica) y del hardware de cómputo (46 </w:t>
+            </w:r>
+            <w:proofErr w:type="spellStart"/>
+            <w:r>
+              <w:t>PCs</w:t>
+            </w:r>
+            <w:proofErr w:type="spellEnd"/>
+            <w:r>
+              <w:t xml:space="preserve"> de escritorio y 5 laptops), así como de la gestión administrativa de TI en el SILAIS.</w:t>
+            </w:r>
+          </w:p>
+        </w:tc>
+        <w:tc>
+          <w:tcPr>
+            <w:tcW w:w="3507" w:type="dxa"/>
+            <w:hideMark/>
+          </w:tcPr>
+          <w:p>
+            <w:r>
+              <w:t>- Inspección física del nodo de comunicaciones en Dirección (</w:t>
+            </w:r>
+            <w:proofErr w:type="spellStart"/>
+            <w:r>
+              <w:t>switch</w:t>
+            </w:r>
+            <w:proofErr w:type="spellEnd"/>
+            <w:r>
+              <w:t xml:space="preserve"> principal </w:t>
+            </w:r>
+            <w:proofErr w:type="spellStart"/>
+            <w:r>
+              <w:t>Fast</w:t>
+            </w:r>
+            <w:proofErr w:type="spellEnd"/>
+            <w:r>
+              <w:t xml:space="preserve"> Ethernet de 24 puertos, UPS, condiciones físicas del área). </w:t>
+            </w:r>
+          </w:p>
+          <w:p/>
+          <w:p>
+            <w:r>
+              <w:t>- Inspección física del punto de distribución secundario en Varios 1 (</w:t>
+            </w:r>
+            <w:proofErr w:type="spellStart"/>
+            <w:r>
+              <w:t>switch</w:t>
+            </w:r>
+            <w:proofErr w:type="spellEnd"/>
+            <w:r>
+              <w:t xml:space="preserve"> secundario </w:t>
+            </w:r>
+            <w:proofErr w:type="spellStart"/>
+            <w:r>
+              <w:t>Fast</w:t>
+            </w:r>
+            <w:proofErr w:type="spellEnd"/>
+            <w:r>
+              <w:t xml:space="preserve"> Ethernet de 24 puertos, UPS, condiciones del área). </w:t>
+            </w:r>
+          </w:p>
+          <w:p/>
+          <w:p>
+            <w:r>
+              <w:t xml:space="preserve">- Inspección de cableado horizontal en las 14 áreas funcionales (verificación de categoría de cableado, canaletas plásticas presentes solo en 4 áreas, ausencia de rosetas, ausencia de </w:t>
+            </w:r>
+            <w:proofErr w:type="spellStart"/>
+            <w:r>
+              <w:t>patch</w:t>
+            </w:r>
+            <w:proofErr w:type="spellEnd"/>
+            <w:r>
+              <w:t xml:space="preserve"> </w:t>
+            </w:r>
+            <w:proofErr w:type="spellStart"/>
+            <w:r>
+              <w:t>panels</w:t>
+            </w:r>
+            <w:proofErr w:type="spellEnd"/>
+            <w:r>
+              <w:t xml:space="preserve">, ausencia de </w:t>
+            </w:r>
+            <w:proofErr w:type="spellStart"/>
+            <w:r>
+              <w:t>patch</w:t>
+            </w:r>
+            <w:proofErr w:type="spellEnd"/>
+            <w:r>
+              <w:t xml:space="preserve"> </w:t>
+            </w:r>
+            <w:proofErr w:type="spellStart"/>
+            <w:r>
+              <w:t>cords</w:t>
+            </w:r>
+            <w:proofErr w:type="spellEnd"/>
+            <w:r>
+              <w:t>, etiquetado).</w:t>
+            </w:r>
+          </w:p>
+          <w:p/>
+          <w:p>
+            <w:r>
+              <w:t xml:space="preserve"> - Verificación de norma de ponchado T568A en muestra representativa de conectores RJ45.</w:t>
+            </w:r>
+          </w:p>
+          <w:p/>
+          <w:p>
+            <w:r>
+              <w:t xml:space="preserve"> - Pruebas de continuidad con cable </w:t>
+            </w:r>
+            <w:proofErr w:type="spellStart"/>
+            <w:r>
+              <w:t>tester</w:t>
+            </w:r>
+            <w:proofErr w:type="spellEnd"/>
+            <w:r>
+              <w:t xml:space="preserve"> en puntos de red de áreas críticas (Epidemiología, Estadística, Banco Biológico, </w:t>
+            </w:r>
+            <w:r>
+              <w:lastRenderedPageBreak/>
+              <w:t xml:space="preserve">Contabilidad). - Inspección de áreas de trabajo y condiciones de instalación de puntos de red. </w:t>
+            </w:r>
+          </w:p>
+          <w:p/>
+          <w:p>
+            <w:r>
+              <w:t xml:space="preserve">- Verificación del estado de hardware de los 51 equipos (discos duros con monitoreo S.M.A.R.T., memoria RAM, procesador y temperatura, fuentes de poder, ventiladores, limpieza interna por exposición a polvo volcánico, periféricos). </w:t>
+            </w:r>
+          </w:p>
+          <w:p/>
+          <w:p>
+            <w:r>
+              <w:t xml:space="preserve">- Pruebas lógicas de red (velocidad de negociación de enlace limitada a 100 Mbps por </w:t>
+            </w:r>
+            <w:proofErr w:type="spellStart"/>
+            <w:r>
+              <w:t>switches</w:t>
+            </w:r>
+            <w:proofErr w:type="spellEnd"/>
+            <w:r>
+              <w:t xml:space="preserve"> </w:t>
+            </w:r>
+            <w:proofErr w:type="spellStart"/>
+            <w:r>
+              <w:t>Fast</w:t>
+            </w:r>
+            <w:proofErr w:type="spellEnd"/>
+            <w:r>
+              <w:t xml:space="preserve"> Ethernet, asignación DHCP, dominio de </w:t>
+            </w:r>
+            <w:proofErr w:type="spellStart"/>
+            <w:r>
+              <w:t>broadcast</w:t>
+            </w:r>
+            <w:proofErr w:type="spellEnd"/>
+            <w:r>
+              <w:t xml:space="preserve"> único por red plana, conectividad entre áreas, seguridad </w:t>
+            </w:r>
+            <w:proofErr w:type="spellStart"/>
+            <w:r>
+              <w:t>WiFi</w:t>
+            </w:r>
+            <w:proofErr w:type="spellEnd"/>
+            <w:r>
+              <w:t xml:space="preserve"> en Estadística, Contabilidad, RRHH, Insumos Médicos y Enfermería). - Verificación de segmentación de red (ausencia de </w:t>
+            </w:r>
+            <w:proofErr w:type="spellStart"/>
+            <w:r>
+              <w:t>VLANs</w:t>
+            </w:r>
+            <w:proofErr w:type="spellEnd"/>
+            <w:r>
+              <w:t xml:space="preserve"> documentada). </w:t>
+            </w:r>
+          </w:p>
+          <w:p/>
+          <w:p>
+            <w:r>
+              <w:t xml:space="preserve">- Verificación de controles de seguridad en </w:t>
+            </w:r>
+            <w:proofErr w:type="spellStart"/>
+            <w:r>
+              <w:t>endpoints</w:t>
+            </w:r>
+            <w:proofErr w:type="spellEnd"/>
+            <w:r>
+              <w:t xml:space="preserve"> (antivirus, firewall local, cifrado de disco). </w:t>
+            </w:r>
+          </w:p>
+          <w:p/>
+          <w:p>
+            <w:r>
+              <w:t xml:space="preserve">- Entrevistas estructuradas a responsables de áreas críticas: Epidemiología (Lic. </w:t>
+            </w:r>
+            <w:proofErr w:type="spellStart"/>
+            <w:r>
+              <w:t>Genory</w:t>
+            </w:r>
+            <w:proofErr w:type="spellEnd"/>
+            <w:r>
+              <w:t xml:space="preserve"> </w:t>
+            </w:r>
+            <w:proofErr w:type="spellStart"/>
+            <w:r>
+              <w:t>Ticay</w:t>
+            </w:r>
+            <w:proofErr w:type="spellEnd"/>
+            <w:r>
+              <w:t xml:space="preserve"> López), Estadística (Lic. Alexander Valle López), Insumos Médicos (Lic. Raymundo García), Planificación (Lic. </w:t>
+            </w:r>
+            <w:proofErr w:type="spellStart"/>
+            <w:r>
+              <w:t>Gardenio</w:t>
+            </w:r>
+            <w:proofErr w:type="spellEnd"/>
+            <w:r>
+              <w:t xml:space="preserve"> Miranda), Administración Financiera (Lic. Mirna </w:t>
+            </w:r>
+            <w:proofErr w:type="spellStart"/>
+            <w:r>
+              <w:t>Editsa</w:t>
+            </w:r>
+            <w:proofErr w:type="spellEnd"/>
+            <w:r>
+              <w:t xml:space="preserve"> Ruiz). </w:t>
+            </w:r>
+          </w:p>
+          <w:p/>
+          <w:p/>
+          <w:p>
+            <w:r>
+              <w:t>- Revisión documental de políticas de TI, inventarios, registros de incidentes.</w:t>
+            </w:r>
+          </w:p>
+          <w:p/>
+          <w:p>
+            <w:r>
+              <w:t xml:space="preserve"> - Verificación de conexiones privadas en Sindicato, SNC y Transporte. </w:t>
+            </w:r>
+          </w:p>
+          <w:p/>
+          <w:p>
+            <w:r>
+              <w:t>- Registro fotográfico indexado de hallazgos en todas las áreas.</w:t>
+            </w:r>
+          </w:p>
+        </w:tc>
+        <w:tc>
+          <w:tcPr>
+            <w:tcW w:w="1739" w:type="dxa"/>
+            <w:hideMark/>
+          </w:tcPr>
+          <w:p>
+            <w:r>
+              <w:lastRenderedPageBreak/>
+              <w:t xml:space="preserve">Auditor Líder </w:t>
+            </w:r>
+          </w:p>
+          <w:p/>
+          <w:p>
+            <w:r>
+              <w:t xml:space="preserve">Auditor de Infraestructura Física de Red </w:t>
+            </w:r>
+          </w:p>
+          <w:p/>
+          <w:p>
+            <w:r>
+              <w:t xml:space="preserve">Auditor de Arquitectura Lógica y Seguridad </w:t>
+            </w:r>
+          </w:p>
+          <w:p/>
+          <w:p>
+            <w:r>
+              <w:t xml:space="preserve">Auditor de Hardware y </w:t>
+            </w:r>
+            <w:proofErr w:type="spellStart"/>
+            <w:r>
+              <w:t>Endpoints</w:t>
+            </w:r>
+            <w:proofErr w:type="spellEnd"/>
+            <w:r>
+              <w:t xml:space="preserve"> </w:t>
+            </w:r>
+          </w:p>
+          <w:p/>
+          <w:p>
+            <w:r>
+              <w:t xml:space="preserve">Auditor de Gobernanza TI </w:t>
+            </w:r>
+          </w:p>
+          <w:p/>
+          <w:p>
+            <w:r>
+              <w:t>Auditor Documentalista</w:t>
+            </w:r>
+          </w:p>
+        </w:tc>
+        <w:tc>
+          <w:tcPr>
+            <w:tcW w:w="5459" w:type="dxa"/>
+            <w:hideMark/>
+          </w:tcPr>
+          <w:p>
+            <w:r>
+              <w:t xml:space="preserve">Técnicos e ingenieros con competencias en auditoría de infraestructura de red (capa física y lógica), evaluación de hardware de cómputo en entornos sanitarios, aplicación de estándares ANSI/TIA/EIA, manejo de herramientas de prueba (cable </w:t>
+            </w:r>
+            <w:proofErr w:type="spellStart"/>
+            <w:r>
+              <w:t>tester</w:t>
+            </w:r>
+            <w:proofErr w:type="spellEnd"/>
+            <w:r>
+              <w:t xml:space="preserve">, comandos de red, software de diagnóstico de hardware como </w:t>
+            </w:r>
+            <w:proofErr w:type="spellStart"/>
+            <w:r>
+              <w:t>CrystalDiskInfo</w:t>
+            </w:r>
+            <w:proofErr w:type="spellEnd"/>
+            <w:r>
+              <w:t xml:space="preserve"> y </w:t>
+            </w:r>
+            <w:proofErr w:type="spellStart"/>
+            <w:r>
+              <w:t>HWMonitor</w:t>
+            </w:r>
+            <w:proofErr w:type="spellEnd"/>
+            <w:r>
+              <w:t>), capacidad de observación, entrevista a personal de salud, y registro sistemático de evidencias. Conocimiento del contexto de salud pública nicaragüense y de la operación del SISNIVEN.</w:t>
+            </w:r>
+          </w:p>
+        </w:tc>
+      </w:tr>
+      <w:tr>
+        <w:trPr>
+          <w:trHeight w:val="8192"/>
+        </w:trPr>
+        <w:tc>
+          <w:tcPr>
+            <w:tcW w:w="1800" w:type="dxa"/>
+            <w:hideMark/>
+          </w:tcPr>
+          <w:p>
+            <w:pPr>
+              <w:rPr>
+                <w:b/>
+                <w:bCs/>
+              </w:rPr>
+            </w:pPr>
+            <w:r>
+              <w:rPr>
+                <w:b/>
+                <w:bCs/>
+              </w:rPr>
+              <w:lastRenderedPageBreak/>
+              <w:t>III. Análisis y Diagnóstico</w:t>
+            </w:r>
+          </w:p>
+        </w:tc>
+        <w:tc>
+          <w:tcPr>
+            <w:tcW w:w="2975" w:type="dxa"/>
+            <w:hideMark/>
+          </w:tcPr>
+          <w:p>
+            <w:r>
+              <w:t>Clasificar y analizar los hallazgos obtenidos en el trabajo de campo para emitir un diagnóstico técnico confiable de la red y el hardware del SILAIS Masaya.</w:t>
+            </w:r>
+          </w:p>
+        </w:tc>
+        <w:tc>
+          <w:tcPr>
+            <w:tcW w:w="3507" w:type="dxa"/>
+            <w:hideMark/>
+          </w:tcPr>
+          <w:p>
+            <w:r>
+              <w:t xml:space="preserve">- Consolidación de </w:t>
+            </w:r>
+            <w:proofErr w:type="spellStart"/>
+            <w:r>
+              <w:t>checklists</w:t>
+            </w:r>
+            <w:proofErr w:type="spellEnd"/>
+            <w:r>
+              <w:t xml:space="preserve"> de inspección física y lógica, y cálculo de porcentajes de cumplimiento por área auditada y por dominio de control. </w:t>
+            </w:r>
+          </w:p>
+          <w:p/>
+          <w:p>
+            <w:r>
+              <w:t xml:space="preserve">- Clasificación de hallazgos por tipo (NC = No Conformidad / OBS = Observación / OPM = Oportunidad de Mejora). - Análisis de brechas normativas (contraste con ISO 27001:2022, ANSI/TIA/EIA, COBIT 2019, Ley 921 de Protección de Datos Personales, Ley 423 General de Salud, normativa MINSA para SISNIVEN). </w:t>
+            </w:r>
+          </w:p>
+          <w:p/>
+          <w:p/>
+          <w:p>
+            <w:r>
+              <w:t xml:space="preserve">- Identificación detallada de vulnerabilidades y amenazas (red plana sin </w:t>
+            </w:r>
+            <w:proofErr w:type="spellStart"/>
+            <w:r>
+              <w:t>VLANs</w:t>
+            </w:r>
+            <w:proofErr w:type="spellEnd"/>
+            <w:r>
+              <w:t xml:space="preserve">, </w:t>
+            </w:r>
+            <w:proofErr w:type="spellStart"/>
+            <w:r>
+              <w:t>switches</w:t>
+            </w:r>
+            <w:proofErr w:type="spellEnd"/>
+            <w:r>
+              <w:t xml:space="preserve"> </w:t>
+            </w:r>
+            <w:proofErr w:type="spellStart"/>
+            <w:r>
+              <w:t>Fast</w:t>
+            </w:r>
+            <w:proofErr w:type="spellEnd"/>
+            <w:r>
+              <w:t xml:space="preserve"> Ethernet obsoletos, dependencia </w:t>
+            </w:r>
+            <w:proofErr w:type="spellStart"/>
+            <w:r>
+              <w:t>WiFi</w:t>
+            </w:r>
+            <w:proofErr w:type="spellEnd"/>
+            <w:r>
+              <w:t xml:space="preserve"> en áreas críticas, ausencia de respaldos, falta de mantenimiento preventivo de hardware). </w:t>
+            </w:r>
+          </w:p>
+          <w:p/>
+          <w:p/>
+          <w:p>
+            <w:r>
+              <w:t xml:space="preserve">- Aplicación de matriz de riesgos ISO 27005 (cálculo de Impacto × </w:t>
+            </w:r>
+            <w:r>
+              <w:lastRenderedPageBreak/>
+              <w:t xml:space="preserve">Probabilidad para 24 riesgos identificados). - Determinación de causas raíz (técnica de los 5 Porqués) para riesgos extremos y altos (R-01: Fallo catastrófico del </w:t>
+            </w:r>
+            <w:proofErr w:type="spellStart"/>
+            <w:r>
+              <w:t>switch</w:t>
+            </w:r>
+            <w:proofErr w:type="spellEnd"/>
+            <w:r>
+              <w:t xml:space="preserve"> principal; R-02: Ataque de </w:t>
+            </w:r>
+            <w:proofErr w:type="spellStart"/>
+            <w:r>
+              <w:t>ransomware</w:t>
+            </w:r>
+            <w:proofErr w:type="spellEnd"/>
+            <w:r>
+              <w:t xml:space="preserve"> a SISNIVEN; R-04: Pérdida de datos epidemiológicos). </w:t>
+            </w:r>
+          </w:p>
+          <w:p/>
+          <w:p>
+            <w:r>
+              <w:t xml:space="preserve">- Evaluación del cumplimiento normativo por área funcional (Epidemiología, Estadística, Banco Biológico, Contabilidad, Insumos Médicos, Dirección). </w:t>
+            </w:r>
+          </w:p>
+          <w:p/>
+          <w:p>
+            <w:r>
+              <w:t>- Elaboración de mapa de calor de riesgos (</w:t>
+            </w:r>
+            <w:proofErr w:type="spellStart"/>
+            <w:r>
+              <w:t>Heat</w:t>
+            </w:r>
+            <w:proofErr w:type="spellEnd"/>
+            <w:r>
+              <w:t xml:space="preserve"> </w:t>
+            </w:r>
+            <w:proofErr w:type="spellStart"/>
+            <w:r>
+              <w:t>Map</w:t>
+            </w:r>
+            <w:proofErr w:type="spellEnd"/>
+            <w:r>
+              <w:t xml:space="preserve">) clasificado en Extremos, Altos, Medios y Bajos. </w:t>
+            </w:r>
+          </w:p>
+          <w:p/>
+          <w:p>
+            <w:r>
+              <w:t>- Evaluación del nivel de madurez de procesos COBIT 2019 aplicables (escala 0-5).</w:t>
+            </w:r>
+          </w:p>
+        </w:tc>
+        <w:tc>
+          <w:tcPr>
+            <w:tcW w:w="1739" w:type="dxa"/>
+            <w:hideMark/>
+          </w:tcPr>
+          <w:p>
+            <w:r>
+              <w:lastRenderedPageBreak/>
+              <w:t xml:space="preserve">Auditor Líder </w:t>
+            </w:r>
+          </w:p>
+          <w:p/>
+          <w:p>
+            <w:r>
+              <w:t xml:space="preserve">Auditor de Arquitectura Lógica y Seguridad </w:t>
+            </w:r>
+          </w:p>
+          <w:p/>
+          <w:p>
+            <w:r>
+              <w:t xml:space="preserve">Auditor de Infraestructura Física de Red </w:t>
+            </w:r>
+          </w:p>
+          <w:p/>
+          <w:p>
+            <w:r>
+              <w:t xml:space="preserve">Auditor de Hardware y </w:t>
+            </w:r>
+            <w:proofErr w:type="spellStart"/>
+            <w:r>
+              <w:t>Endpoints</w:t>
+            </w:r>
+            <w:proofErr w:type="spellEnd"/>
+            <w:r>
+              <w:t xml:space="preserve"> </w:t>
+            </w:r>
+          </w:p>
+          <w:p/>
+          <w:p>
+            <w:r>
+              <w:t xml:space="preserve">Auditor de Gobernanza TI </w:t>
+            </w:r>
+          </w:p>
+          <w:p/>
+          <w:p>
+            <w:r>
+              <w:t>Auditor Documentalista</w:t>
+            </w:r>
+          </w:p>
+        </w:tc>
+        <w:tc>
+          <w:tcPr>
+            <w:tcW w:w="5459" w:type="dxa"/>
+            <w:hideMark/>
+          </w:tcPr>
+          <w:p>
+            <w:r>
+              <w:t>Profesionales con conocimientos en gestión de riesgos (ISO 27005), análisis normativo (ISO 27001, ANSI/TIA/EIA, COBIT 2019), técnicas de diagnóstico de infraestructura tecnológica en entidades de salud, evaluación de hardware expuesto a condiciones ambientales adversas (polvo volcánico, humedad), y elaboración de hallazgos conforme a estándares internacionales y legislación nicaragüense (Ley 921, Ley 423).</w:t>
+            </w:r>
+          </w:p>
+        </w:tc>
+      </w:tr>
+      <w:tr>
+        <w:trPr>
+          <w:trHeight w:val="8192"/>
+        </w:trPr>
+        <w:tc>
+          <w:tcPr>
+            <w:tcW w:w="1800" w:type="dxa"/>
+            <w:hideMark/>
+          </w:tcPr>
+          <w:p>
+            <w:pPr>
+              <w:rPr>
+                <w:b/>
+                <w:bCs/>
+              </w:rPr>
+            </w:pPr>
+            <w:r>
+              <w:rPr>
+                <w:b/>
+                <w:bCs/>
+              </w:rPr>
+              <w:lastRenderedPageBreak/>
+              <w:t>IV. Elaboración del Informe Preliminar</w:t>
+            </w:r>
+          </w:p>
+        </w:tc>
+        <w:tc>
+          <w:tcPr>
+            <w:tcW w:w="2975" w:type="dxa"/>
+            <w:hideMark/>
+          </w:tcPr>
+          <w:p>
+            <w:r>
+              <w:t>Sistematizar los hallazgos preliminares y emitir un borrador de informe técnico para validación interna y revisión por parte del SILAIS antes de la elaboración del informe final.</w:t>
+            </w:r>
+          </w:p>
+        </w:tc>
+        <w:tc>
+          <w:tcPr>
+            <w:tcW w:w="3507" w:type="dxa"/>
+            <w:hideMark/>
+          </w:tcPr>
+          <w:p>
+            <w:r>
+              <w:t xml:space="preserve">- Redacción del borrador del informe por áreas auditadas (red física, red lógica, hardware de 51 equipos, gestión administrativa de TI). </w:t>
+            </w:r>
+          </w:p>
+          <w:p/>
+          <w:p>
+            <w:r>
+              <w:t xml:space="preserve">- Inclusión de evidencia documental y visual preliminar (fotografías indexadas de las 14 áreas funcionales, capturas de pantalla de pruebas lógicas, </w:t>
+            </w:r>
+            <w:proofErr w:type="spellStart"/>
+            <w:r>
+              <w:t>checklists</w:t>
+            </w:r>
+            <w:proofErr w:type="spellEnd"/>
+            <w:r>
+              <w:t xml:space="preserve"> consolidados). </w:t>
+            </w:r>
+          </w:p>
+          <w:p/>
+          <w:p>
+            <w:r>
+              <w:t xml:space="preserve">- Elaboración de matriz de hallazgos preliminar (sin recomendaciones finales) clasificada por criticidad. </w:t>
+            </w:r>
+          </w:p>
+          <w:p/>
+          <w:p>
+            <w:r>
+              <w:t>- Elaboración de matriz de riesgos cuantificada y mapa de calor (versión borrador).</w:t>
+            </w:r>
+          </w:p>
+          <w:p/>
+          <w:p>
+            <w:r>
+              <w:t xml:space="preserve"> - Desarrollo de conclusiones preliminares sobre el estado de la infraestructura tecnológica del SILAIS. </w:t>
+            </w:r>
+          </w:p>
+          <w:p/>
+          <w:p>
+            <w:r>
+              <w:t xml:space="preserve">- Revisión y validación interna del borrador por todo el equipo auditor. </w:t>
+            </w:r>
+          </w:p>
+          <w:p/>
+          <w:p>
+            <w:r>
+              <w:lastRenderedPageBreak/>
+              <w:t xml:space="preserve">- Presentación del informe preliminar a la Dirección del SILAIS (Dr. Silvio Navarro) y Responsable de Planificación (Lic. </w:t>
+            </w:r>
+            <w:proofErr w:type="spellStart"/>
+            <w:r>
+              <w:t>Gardenio</w:t>
+            </w:r>
+            <w:proofErr w:type="spellEnd"/>
+            <w:r>
+              <w:t xml:space="preserve"> Miranda) para retroalimentación. </w:t>
+            </w:r>
+          </w:p>
+          <w:p/>
+          <w:p>
+            <w:r>
+              <w:t>- Recepción y análisis de observaciones y comentarios del SILAIS.</w:t>
+            </w:r>
+          </w:p>
+        </w:tc>
+        <w:tc>
+          <w:tcPr>
+            <w:tcW w:w="1739" w:type="dxa"/>
+            <w:hideMark/>
+          </w:tcPr>
+          <w:p>
+            <w:r>
+              <w:lastRenderedPageBreak/>
+              <w:t xml:space="preserve">Auditor Líder </w:t>
+            </w:r>
+          </w:p>
+          <w:p/>
+          <w:p>
+            <w:r>
+              <w:t xml:space="preserve">Auditor de Arquitectura Lógica y Seguridad </w:t>
+            </w:r>
+          </w:p>
+          <w:p/>
+          <w:p>
+            <w:r>
+              <w:t xml:space="preserve">Auditor de Infraestructura Física de Red </w:t>
+            </w:r>
+          </w:p>
+          <w:p/>
+          <w:p>
+            <w:r>
+              <w:t xml:space="preserve">Auditor de Hardware y </w:t>
+            </w:r>
+            <w:proofErr w:type="spellStart"/>
+            <w:r>
+              <w:t>Endpoints</w:t>
+            </w:r>
+            <w:proofErr w:type="spellEnd"/>
+            <w:r>
+              <w:t xml:space="preserve"> </w:t>
+            </w:r>
+          </w:p>
+          <w:p/>
+          <w:p>
+            <w:r>
+              <w:t xml:space="preserve">Auditor de Gobernanza TI </w:t>
+            </w:r>
+          </w:p>
+          <w:p/>
+          <w:p>
+            <w:r>
+              <w:t>Auditor Documentalista</w:t>
+            </w:r>
+          </w:p>
+        </w:tc>
+        <w:tc>
+          <w:tcPr>
+            <w:tcW w:w="5459" w:type="dxa"/>
+            <w:hideMark/>
+          </w:tcPr>
+          <w:p>
+            <w:r>
+              <w:t>Profesionales con habilidades de redacción técnica especializada en auditoría de redes y hardware en entidades de salud pública, estructuración de informes conforme a estándares internacionales, síntesis de hallazgos técnicos complejos, capacidad de presentar información de manera clara y objetiva para su revisión por personal directivo del sector salud, y apertura a la retroalimentación de la entidad auditada.</w:t>
+            </w:r>
+          </w:p>
+        </w:tc>
+      </w:tr>
+      <w:tr>
+        <w:trPr>
+          <w:trHeight w:val="8192"/>
+        </w:trPr>
+        <w:tc>
+          <w:tcPr>
+            <w:tcW w:w="1800" w:type="dxa"/>
+            <w:hideMark/>
+          </w:tcPr>
+          <w:p>
+            <w:pPr>
+              <w:rPr>
+                <w:b/>
+                <w:bCs/>
+              </w:rPr>
+            </w:pPr>
+            <w:r>
+              <w:rPr>
+                <w:b/>
+                <w:bCs/>
+              </w:rPr>
+              <w:lastRenderedPageBreak/>
+              <w:t>V. Elaboración del Informe Final</w:t>
+            </w:r>
+          </w:p>
+        </w:tc>
+        <w:tc>
+          <w:tcPr>
+            <w:tcW w:w="2975" w:type="dxa"/>
+            <w:hideMark/>
+          </w:tcPr>
+          <w:p>
+            <w:r>
+              <w:t>Sistematizar los hallazgos definitivos y emitir un informe técnico profesional con conclusiones, recomendaciones y un plan de mejora priorizado para la red y el hardware del SILAIS Masaya.</w:t>
+            </w:r>
+          </w:p>
+        </w:tc>
+        <w:tc>
+          <w:tcPr>
+            <w:tcW w:w="3507" w:type="dxa"/>
+            <w:hideMark/>
+          </w:tcPr>
+          <w:p>
+            <w:r>
+              <w:t xml:space="preserve">- Redacción técnica del informe final por áreas auditadas (red física, red lógica, hardware de 51 equipos, gestión administrativa de TI). </w:t>
+            </w:r>
+          </w:p>
+          <w:p/>
+          <w:p>
+            <w:r>
+              <w:t xml:space="preserve">- Inclusión de evidencia documental y visual definitiva (fotografías indexadas, capturas de pantalla, </w:t>
+            </w:r>
+            <w:proofErr w:type="spellStart"/>
+            <w:r>
+              <w:t>checklists</w:t>
+            </w:r>
+            <w:proofErr w:type="spellEnd"/>
+            <w:r>
+              <w:t xml:space="preserve"> completos, resultados de pruebas de hardware).</w:t>
+            </w:r>
+          </w:p>
+          <w:p/>
+          <w:p>
+            <w:r>
+              <w:t xml:space="preserve"> - Elaboración de matriz de hallazgos completa (con descripción del hallazgo, norma o estándar incumplido, evidencia recolectada, nivel de riesgo, recomendación específica, responsable propuesto y plazo de implementación).</w:t>
+            </w:r>
+          </w:p>
+          <w:p/>
+          <w:p>
+            <w:r>
+              <w:t xml:space="preserve"> - Elaboración de matriz de riesgos cuantificada definitiva y mapa de calor actualizado. </w:t>
+            </w:r>
+          </w:p>
+          <w:p/>
+          <w:p>
+            <w:r>
+              <w:t xml:space="preserve">- Desarrollo de recomendaciones priorizadas (inmediatas: 0-15 días; corto plazo: 30-60 días; mediano plazo: 90-180 días). </w:t>
+            </w:r>
+          </w:p>
+          <w:p/>
+          <w:p>
+            <w:r>
+              <w:lastRenderedPageBreak/>
+              <w:t>- Elaboración del Plan de Mejora Continua como documento independiente con hoja de ruta para la implementación de acciones correctivas y preventivas.</w:t>
+            </w:r>
+          </w:p>
+          <w:p/>
+          <w:p>
+            <w:r>
+              <w:t xml:space="preserve"> - Revisión y validación interna final del informe por todo el equipo auditor.</w:t>
+            </w:r>
+          </w:p>
+          <w:p/>
+          <w:p>
+            <w:r>
+              <w:t xml:space="preserve"> - Preparación de versión impresa (2 copias) y digital del informe final.</w:t>
+            </w:r>
+          </w:p>
+        </w:tc>
+        <w:tc>
+          <w:tcPr>
+            <w:tcW w:w="1739" w:type="dxa"/>
+            <w:hideMark/>
+          </w:tcPr>
+          <w:p>
+            <w:r>
+              <w:lastRenderedPageBreak/>
+              <w:t xml:space="preserve">Auditor Líder </w:t>
+            </w:r>
+          </w:p>
+          <w:p/>
+          <w:p>
+            <w:r>
+              <w:t xml:space="preserve">Auditor de Arquitectura Lógica y Seguridad </w:t>
+            </w:r>
+          </w:p>
+          <w:p/>
+          <w:p>
+            <w:r>
+              <w:t xml:space="preserve">Auditor de Infraestructura Física de Red </w:t>
+            </w:r>
+          </w:p>
+          <w:p/>
+          <w:p>
+            <w:r>
+              <w:t xml:space="preserve">Auditor de Hardware y </w:t>
+            </w:r>
+            <w:proofErr w:type="spellStart"/>
+            <w:r>
+              <w:t>Endpoints</w:t>
+            </w:r>
+            <w:proofErr w:type="spellEnd"/>
+            <w:r>
+              <w:t xml:space="preserve"> </w:t>
+            </w:r>
+          </w:p>
+          <w:p/>
+          <w:p>
+            <w:r>
+              <w:t xml:space="preserve">Auditor de Gobernanza TI </w:t>
+            </w:r>
+          </w:p>
+          <w:p/>
+          <w:p>
+            <w:r>
+              <w:t>Auditor Documentalista</w:t>
+            </w:r>
+          </w:p>
+        </w:tc>
+        <w:tc>
+          <w:tcPr>
+            <w:tcW w:w="5459" w:type="dxa"/>
+            <w:hideMark/>
+          </w:tcPr>
+          <w:p>
+            <w:r>
+              <w:t>Profesionales con habilidades de redacción técnica especializada en auditoría de infraestructura tecnológica en salud, estructuración de informes conforme a estándares internacionales y marco COBIT 2019, síntesis de hallazgos técnicos, capacidad de generar recomendaciones accionables y viables para el contexto presupuestario del SILAIS, y orientación a la mejora continua de la infraestructura tecnológica que soporta la vigilancia epidemiológica departamental.</w:t>
+            </w:r>
+          </w:p>
+        </w:tc>
+      </w:tr>
+      <w:tr>
+        <w:trPr>
+          <w:trHeight w:val="5120"/>
+        </w:trPr>
+        <w:tc>
+          <w:tcPr>
+            <w:tcW w:w="1800" w:type="dxa"/>
+            <w:hideMark/>
+          </w:tcPr>
+          <w:p>
+            <w:pPr>
+              <w:rPr>
+                <w:b/>
+                <w:bCs/>
+              </w:rPr>
+            </w:pPr>
+            <w:r>
+              <w:rPr>
+                <w:b/>
+                <w:bCs/>
+              </w:rPr>
+              <w:lastRenderedPageBreak/>
+              <w:t>VI. Reunión de Cierre y Seguimiento</w:t>
+            </w:r>
+          </w:p>
+        </w:tc>
+        <w:tc>
+          <w:tcPr>
+            <w:tcW w:w="2975" w:type="dxa"/>
+            <w:hideMark/>
+          </w:tcPr>
+          <w:p>
+            <w:r>
+              <w:t>Presentar los resultados de la auditoría a la Dirección del SILAIS - Sede Masaya y establecer acuerdos para implementar las mejoras en la infraestructura de red y hardware.</w:t>
+            </w:r>
+          </w:p>
+        </w:tc>
+        <w:tc>
+          <w:tcPr>
+            <w:tcW w:w="3507" w:type="dxa"/>
+            <w:hideMark/>
+          </w:tcPr>
+          <w:p>
+            <w:r>
+              <w:t>- Presentación ejecutiva del informe final a la Dirección General (Dr. Silvio Navarro) y equipo directivo del SILAIS (hallazgos principales, matriz de riesgos, recomendaciones priorizadas).</w:t>
+            </w:r>
+          </w:p>
+          <w:p/>
+          <w:p>
+            <w:r>
+              <w:t xml:space="preserve"> - Explicación detallada de los hallazgos críticos y extremos (R-01: Fallo catastrófico de </w:t>
+            </w:r>
+            <w:proofErr w:type="spellStart"/>
+            <w:r>
+              <w:t>switch</w:t>
+            </w:r>
+            <w:proofErr w:type="spellEnd"/>
+            <w:r>
+              <w:t xml:space="preserve"> principal; R-02: Riesgo de </w:t>
+            </w:r>
+            <w:proofErr w:type="spellStart"/>
+            <w:r>
+              <w:t>ransomware</w:t>
+            </w:r>
+            <w:proofErr w:type="spellEnd"/>
+            <w:r>
+              <w:t xml:space="preserve"> a SISNIVEN; R-04: Pérdida de datos epidemiológicos por falta de respaldos; R-03: Acceso no autorizado a datos de Banco Biológico por red plana). </w:t>
+            </w:r>
+          </w:p>
+          <w:p/>
+          <w:p>
+            <w:r>
+              <w:t xml:space="preserve">- Entrega formal del Informe Final de Auditoría (2 copias impresas + versión digital en dispositivo de almacenamiento). </w:t>
+            </w:r>
+          </w:p>
+          <w:p/>
+          <w:p/>
+          <w:p/>
+          <w:p>
+            <w:r>
+              <w:t xml:space="preserve">- Entrega del Plan de Mejora Continua como documento independiente. </w:t>
+            </w:r>
+          </w:p>
+          <w:p/>
+          <w:p>
+            <w:r>
+              <w:t xml:space="preserve">- Validación del plan de acción con la Dirección (responsables </w:t>
+            </w:r>
+            <w:r>
+              <w:lastRenderedPageBreak/>
+              <w:t xml:space="preserve">designados, plazos acordados, recursos requeridos). </w:t>
+            </w:r>
+          </w:p>
+          <w:p/>
+          <w:p>
+            <w:r>
+              <w:t xml:space="preserve">- Propuesta de auditoría de seguimiento (a los 3 y 6 meses posteriores a la entrega del informe). </w:t>
+            </w:r>
+          </w:p>
+          <w:p/>
+          <w:p>
+            <w:r>
+              <w:t xml:space="preserve">- Firma de Acta de Cierre de Auditoría y Acuse de Recibo del Informe Final. </w:t>
+            </w:r>
+          </w:p>
+          <w:p/>
+          <w:p>
+            <w:r>
+              <w:t>- Entrega de Certificado de Auditoría (constancia formal de realización del proceso de auditoría).</w:t>
+            </w:r>
+          </w:p>
+        </w:tc>
+        <w:tc>
+          <w:tcPr>
+            <w:tcW w:w="1739" w:type="dxa"/>
+            <w:hideMark/>
+          </w:tcPr>
+          <w:p>
+            <w:r>
+              <w:lastRenderedPageBreak/>
+              <w:t xml:space="preserve">Auditor Líder Senior Global Auditor de Arquitectura Lógica y Seguridad Auditor de Infraestructura Física de Red Auditor de Gobernanza TI Director General del SILAIS (Dr. Silvio Navarro) Responsable de Planificación (Lic. </w:t>
+            </w:r>
+            <w:proofErr w:type="spellStart"/>
+            <w:r>
+              <w:t>Gardenio</w:t>
+            </w:r>
+            <w:proofErr w:type="spellEnd"/>
+            <w:r>
+              <w:t xml:space="preserve"> Miranda)</w:t>
+            </w:r>
+          </w:p>
+        </w:tc>
+        <w:tc>
+          <w:tcPr>
+            <w:tcW w:w="5459" w:type="dxa"/>
+            <w:hideMark/>
+          </w:tcPr>
+          <w:p>
+            <w:r>
+              <w:t>Perfil con liderazgo, capacidad de negociación y comunicación asertiva para presentar hallazgos técnicos complejos a personal directivo del sector salud. Dominio técnico de redes y hardware para justificar recomendaciones y promover la mejora de la infraestructura tecnológica que soporta funciones críticas de vigilancia epidemiológica. Conocimiento del contexto de salud pública nicaragüense, de la operación descentralizada de los SILAIS, y de las limitaciones presupuestarias para proponer soluciones viables y escalonadas.</w:t>
+            </w:r>
+          </w:p>
+        </w:tc>
+      </w:tr>
+    </w:tbl>
+    <w:p>
+      <w:pPr>
+        <w:rPr>
+          <w:rFonts w:ascii="Arial" w:hAnsi="Arial" w:cs="Arial"/>
+          <w:b/>
+          <w:bCs/>
+        </w:rPr>
+      </w:pPr>
+    </w:p>
+    <w:p>
+      <w:pPr>
+        <w:rPr>
+          <w:rFonts w:ascii="Arial" w:hAnsi="Arial" w:cs="Arial"/>
+          <w:b/>
+          <w:bCs/>
+        </w:rPr>
+      </w:pPr>
+    </w:p>
+    <w:p>
+      <w:pPr>
+        <w:rPr>
+          <w:rFonts w:ascii="Arial" w:hAnsi="Arial" w:cs="Arial"/>
+          <w:b/>
+          <w:bCs/>
+        </w:rPr>
+        <w:sectPr>
+          <w:pgSz w:w="15840" w:h="12240" w:orient="landscape"/>
+          <w:pgMar w:top="1440" w:right="1440" w:bottom="1440" w:left="1440" w:header="720" w:footer="720" w:gutter="0"/>
+          <w:cols w:space="720"/>
+          <w:docGrid w:linePitch="360"/>
+        </w:sectPr>
+      </w:pPr>
+    </w:p>
+    <w:p>
+      <w:pPr>
+        <w:rPr>
+          <w:rFonts w:ascii="Arial" w:hAnsi="Arial" w:cs="Arial"/>
+          <w:b/>
+          <w:bCs/>
+        </w:rPr>
+        <w:sectPr>
+          <w:pgSz w:w="15840" w:h="12240" w:orient="landscape"/>
+          <w:pgMar w:top="1440" w:right="1440" w:bottom="1440" w:left="1440" w:header="720" w:footer="720" w:gutter="0"/>
+          <w:cols w:space="720"/>
+          <w:docGrid w:linePitch="360"/>
+        </w:sectPr>
+      </w:pPr>
+    </w:p>
+    <w:p>
+      <w:pPr>
+        <w:rPr>
+          <w:rFonts w:ascii="Arial" w:hAnsi="Arial" w:cs="Arial"/>
+          <w:b/>
+          <w:bCs/>
+        </w:rPr>
+      </w:pPr>
+    </w:p>
+    <w:p>
+      <w:pPr>
+        <w:rPr>
+          <w:rFonts w:ascii="Arial" w:hAnsi="Arial" w:cs="Arial"/>
+          <w:b/>
+          <w:bCs/>
+        </w:rPr>
+      </w:pPr>
+    </w:p>
+    <w:p>
+      <w:pPr>
+        <w:rPr>
+          <w:rFonts w:ascii="Arial" w:hAnsi="Arial" w:cs="Arial"/>
+          <w:b/>
+          <w:bCs/>
+        </w:rPr>
+        <w:sectPr>
+          <w:pgSz w:w="12240" w:h="15840"/>
+          <w:pgMar w:top="1440" w:right="1440" w:bottom="1440" w:left="1440" w:header="720" w:footer="720" w:gutter="0"/>
+          <w:cols w:space="720"/>
+          <w:docGrid w:linePitch="360"/>
+        </w:sectPr>
+      </w:pPr>
+    </w:p>
+    <w:p>
+      <w:pPr>
+        <w:rPr>
+          <w:rFonts w:ascii="Arial" w:hAnsi="Arial" w:cs="Arial"/>
+          <w:b/>
+          <w:bCs/>
+        </w:rPr>
+        <w:sectPr>
+          <w:pgSz w:w="12240" w:h="15840"/>
+          <w:pgMar w:top="1440" w:right="1440" w:bottom="1440" w:left="1440" w:header="720" w:footer="720" w:gutter="0"/>
+          <w:cols w:space="720"/>
+          <w:docGrid w:linePitch="360"/>
+        </w:sectPr>
+      </w:pPr>
+    </w:p>
+    <w:p>
+      <w:pPr>
+        <w:rPr>
+          <w:rFonts w:ascii="Arial" w:hAnsi="Arial" w:cs="Arial"/>
+          <w:b/>
+          <w:bCs/>
+        </w:rPr>
+        <w:sectPr>
+          <w:pgSz w:w="15840" w:h="12240" w:orient="landscape"/>
+          <w:pgMar w:top="1440" w:right="1440" w:bottom="1440" w:left="1440" w:header="720" w:footer="720" w:gutter="0"/>
+          <w:cols w:space="720"/>
+          <w:docGrid w:linePitch="360"/>
+        </w:sectPr>
+      </w:pPr>
+    </w:p>
+    <w:p>
+      <w:pPr>
+        <w:rPr>
+          <w:rFonts w:ascii="Arial" w:hAnsi="Arial" w:cs="Arial"/>
+          <w:b/>
+          <w:bCs/>
+        </w:rPr>
+      </w:pPr>
     </w:p>
     <w:sectPr>
       <w:pgSz w:w="12240" w:h="15840"/>
@@ -51800,7 +53752,7 @@
 </file>
 
 <file path=word/numbering.xml><?xml version="1.0" encoding="utf-8"?>
-<w:numbering xmlns:wpc="http://schemas.microsoft.com/office/word/2010/wordprocessingCanvas" xmlns:cx="http://schemas.microsoft.com/office/drawing/2014/chartex" xmlns:cx1="http://schemas.microsoft.com/office/drawing/2015/9/8/chartex" xmlns:cx2="http://schemas.microsoft.com/office/drawing/2015/10/21/chartex" xmlns:cx3="http://schemas.microsoft.com/office/drawing/2016/5/9/chartex" xmlns:cx4="http://schemas.microsoft.com/office/drawing/2016/5/10/chartex" xmlns:cx5="http://schemas.microsoft.com/office/drawing/2016/5/11/chartex" xmlns:cx6="http://schemas.microsoft.com/office/drawing/2016/5/12/chartex" xmlns:cx7="http://schemas.microsoft.com/office/drawing/2016/5/13/chartex" xmlns:cx8="http://schemas.microsoft.com/office/drawing/2016/5/14/chartex" xmlns:mc="http://schemas.openxmlformats.org/markup-compatibility/2006" xmlns:aink="http://schemas.microsoft.com/office/drawing/2016/ink" xmlns:am3d="http://schemas.microsoft.com/office/drawing/2017/model3d" xmlns:o="urn:schemas-microsoft-com:office:office" xmlns:r="http://schemas.openxmlformats.org/officeDocument/2006/relationships" xmlns:m="http://schemas.openxmlformats.org/officeDocument/2006/math" xmlns:v="urn:schemas-microsoft-com:vml" xmlns:wp14="http://schemas.microsoft.com/office/word/2010/wordprocessingDrawing" xmlns:wp="http://schemas.openxmlformats.org/drawingml/2006/wordprocessingDrawing" xmlns:w10="urn:schemas-microsoft-com:office:word" xmlns:w="http://schemas.openxmlformats.org/wordprocessingml/2006/main" xmlns:w14="http://schemas.microsoft.com/office/word/2010/wordml" xmlns:w15="http://schemas.microsoft.com/office/word/2012/wordml" xmlns:w16cex="http://schemas.microsoft.com/office/word/2018/wordml/cex" xmlns:w16cid="http://schemas.microsoft.com/office/word/2016/wordml/cid" xmlns:w16="http://schemas.microsoft.com/office/word/2018/wordml" xmlns:w16sdtdh="http://schemas.microsoft.com/office/word/2020/wordml/sdtdatahash" xmlns:w16se="http://schemas.microsoft.com/office/word/2015/wordml/symex" xmlns:wpg="http://schemas.microsoft.com/office/word/2010/wordprocessingGroup" xmlns:wpi="http://schemas.microsoft.com/office/word/2010/wordprocessingInk" xmlns:wne="http://schemas.microsoft.com/office/word/2006/wordml" xmlns:wps="http://schemas.microsoft.com/office/word/2010/wordprocessingShape" mc:Ignorable="w14 w15 w16se w16cid w16 w16cex w16sdtdh wp14">
+<w:numbering xmlns:wpc="http://schemas.microsoft.com/office/word/2010/wordprocessingCanvas" xmlns:cx="http://schemas.microsoft.com/office/drawing/2014/chartex" xmlns:cx1="http://schemas.microsoft.com/office/drawing/2015/9/8/chartex" xmlns:mc="http://schemas.openxmlformats.org/markup-compatibility/2006" xmlns:o="urn:schemas-microsoft-com:office:office" xmlns:r="http://schemas.openxmlformats.org/officeDocument/2006/relationships" xmlns:m="http://schemas.openxmlformats.org/officeDocument/2006/math" xmlns:v="urn:schemas-microsoft-com:vml" xmlns:wp14="http://schemas.microsoft.com/office/word/2010/wordprocessingDrawing" xmlns:wp="http://schemas.openxmlformats.org/drawingml/2006/wordprocessingDrawing" xmlns:w10="urn:schemas-microsoft-com:office:word" xmlns:w="http://schemas.openxmlformats.org/wordprocessingml/2006/main" xmlns:w14="http://schemas.microsoft.com/office/word/2010/wordml" xmlns:w15="http://schemas.microsoft.com/office/word/2012/wordml" xmlns:w16se="http://schemas.microsoft.com/office/word/2015/wordml/symex" xmlns:wpg="http://schemas.microsoft.com/office/word/2010/wordprocessingGroup" xmlns:wpi="http://schemas.microsoft.com/office/word/2010/wordprocessingInk" xmlns:wne="http://schemas.microsoft.com/office/word/2006/wordml" xmlns:wps="http://schemas.microsoft.com/office/word/2010/wordprocessingShape" mc:Ignorable="w14 w15 w16se wp14">
   <w:numPicBullet w:numPicBulletId="0">
     <w:pict>
       <v:shapetype id="_x0000_t75" coordsize="21600,21600" o:spt="75" o:preferrelative="t" path="m@4@5l@4@11@9@11@9@5xe" filled="f" stroked="f">
@@ -51822,7 +53774,7 @@
         <v:path o:extrusionok="f" gradientshapeok="t" o:connecttype="rect"/>
         <o:lock v:ext="edit" aspectratio="t"/>
       </v:shapetype>
-      <v:shape id="_x0000_i1675" type="#_x0000_t75" style="width:11.4pt;height:11.4pt" o:bullet="t">
+      <v:shape id="_x0000_i1039" type="#_x0000_t75" style="width:11.25pt;height:11.25pt" o:bullet="t">
         <v:imagedata r:id="rId1" o:title="mso86F9"/>
       </v:shape>
     </w:pict>
@@ -52984,6 +54936,95 @@
     </w:lvl>
   </w:abstractNum>
   <w:abstractNum w:abstractNumId="8" w15:restartNumberingAfterBreak="0">
+    <w:nsid w:val="2DBC30FE"/>
+    <w:multiLevelType w:val="hybridMultilevel"/>
+    <w:tmpl w:val="105299D4"/>
+    <w:lvl w:ilvl="0" w:tplc="19B47BD4">
+      <w:start w:val="1"/>
+      <w:numFmt w:val="upperRoman"/>
+      <w:lvlText w:val="%1."/>
+      <w:lvlJc w:val="left"/>
+      <w:pPr>
+        <w:ind w:left="1080" w:hanging="720"/>
+      </w:pPr>
+      <w:rPr>
+        <w:rFonts w:hint="default"/>
+      </w:rPr>
+    </w:lvl>
+    <w:lvl w:ilvl="1" w:tplc="540A0019" w:tentative="1">
+      <w:start w:val="1"/>
+      <w:numFmt w:val="lowerLetter"/>
+      <w:lvlText w:val="%2."/>
+      <w:lvlJc w:val="left"/>
+      <w:pPr>
+        <w:ind w:left="1440" w:hanging="360"/>
+      </w:pPr>
+    </w:lvl>
+    <w:lvl w:ilvl="2" w:tplc="540A001B" w:tentative="1">
+      <w:start w:val="1"/>
+      <w:numFmt w:val="lowerRoman"/>
+      <w:lvlText w:val="%3."/>
+      <w:lvlJc w:val="right"/>
+      <w:pPr>
+        <w:ind w:left="2160" w:hanging="180"/>
+      </w:pPr>
+    </w:lvl>
+    <w:lvl w:ilvl="3" w:tplc="540A000F" w:tentative="1">
+      <w:start w:val="1"/>
+      <w:numFmt w:val="decimal"/>
+      <w:lvlText w:val="%4."/>
+      <w:lvlJc w:val="left"/>
+      <w:pPr>
+        <w:ind w:left="2880" w:hanging="360"/>
+      </w:pPr>
+    </w:lvl>
+    <w:lvl w:ilvl="4" w:tplc="540A0019" w:tentative="1">
+      <w:start w:val="1"/>
+      <w:numFmt w:val="lowerLetter"/>
+      <w:lvlText w:val="%5."/>
+      <w:lvlJc w:val="left"/>
+      <w:pPr>
+        <w:ind w:left="3600" w:hanging="360"/>
+      </w:pPr>
+    </w:lvl>
+    <w:lvl w:ilvl="5" w:tplc="540A001B" w:tentative="1">
+      <w:start w:val="1"/>
+      <w:numFmt w:val="lowerRoman"/>
+      <w:lvlText w:val="%6."/>
+      <w:lvlJc w:val="right"/>
+      <w:pPr>
+        <w:ind w:left="4320" w:hanging="180"/>
+      </w:pPr>
+    </w:lvl>
+    <w:lvl w:ilvl="6" w:tplc="540A000F" w:tentative="1">
+      <w:start w:val="1"/>
+      <w:numFmt w:val="decimal"/>
+      <w:lvlText w:val="%7."/>
+      <w:lvlJc w:val="left"/>
+      <w:pPr>
+        <w:ind w:left="5040" w:hanging="360"/>
+      </w:pPr>
+    </w:lvl>
+    <w:lvl w:ilvl="7" w:tplc="540A0019" w:tentative="1">
+      <w:start w:val="1"/>
+      <w:numFmt w:val="lowerLetter"/>
+      <w:lvlText w:val="%8."/>
+      <w:lvlJc w:val="left"/>
+      <w:pPr>
+        <w:ind w:left="5760" w:hanging="360"/>
+      </w:pPr>
+    </w:lvl>
+    <w:lvl w:ilvl="8" w:tplc="540A001B" w:tentative="1">
+      <w:start w:val="1"/>
+      <w:numFmt w:val="lowerRoman"/>
+      <w:lvlText w:val="%9."/>
+      <w:lvlJc w:val="right"/>
+      <w:pPr>
+        <w:ind w:left="6480" w:hanging="180"/>
+      </w:pPr>
+    </w:lvl>
+  </w:abstractNum>
+  <w:abstractNum w:abstractNumId="9" w15:restartNumberingAfterBreak="0">
     <w:nsid w:val="31C629DC"/>
     <w:multiLevelType w:val="multilevel"/>
     <w:tmpl w:val="226E19AC"/>
@@ -53132,7 +55173,7 @@
       </w:rPr>
     </w:lvl>
   </w:abstractNum>
-  <w:abstractNum w:abstractNumId="9" w15:restartNumberingAfterBreak="0">
+  <w:abstractNum w:abstractNumId="10" w15:restartNumberingAfterBreak="0">
     <w:nsid w:val="32785B86"/>
     <w:multiLevelType w:val="multilevel"/>
     <w:tmpl w:val="C82E2B02"/>
@@ -53281,7 +55322,7 @@
       </w:rPr>
     </w:lvl>
   </w:abstractNum>
-  <w:abstractNum w:abstractNumId="10" w15:restartNumberingAfterBreak="0">
+  <w:abstractNum w:abstractNumId="11" w15:restartNumberingAfterBreak="0">
     <w:nsid w:val="349743D0"/>
     <w:multiLevelType w:val="multilevel"/>
     <w:tmpl w:val="6CD6ABF4"/>
@@ -53431,7 +55472,7 @@
       </w:rPr>
     </w:lvl>
   </w:abstractNum>
-  <w:abstractNum w:abstractNumId="11" w15:restartNumberingAfterBreak="0">
+  <w:abstractNum w:abstractNumId="12" w15:restartNumberingAfterBreak="0">
     <w:nsid w:val="35012521"/>
     <w:multiLevelType w:val="multilevel"/>
     <w:tmpl w:val="4134D87A"/>
@@ -53580,7 +55621,7 @@
       </w:rPr>
     </w:lvl>
   </w:abstractNum>
-  <w:abstractNum w:abstractNumId="12" w15:restartNumberingAfterBreak="0">
+  <w:abstractNum w:abstractNumId="13" w15:restartNumberingAfterBreak="0">
     <w:nsid w:val="370165F6"/>
     <w:multiLevelType w:val="multilevel"/>
     <w:tmpl w:val="D44058C8"/>
@@ -53729,7 +55770,7 @@
       </w:rPr>
     </w:lvl>
   </w:abstractNum>
-  <w:abstractNum w:abstractNumId="13" w15:restartNumberingAfterBreak="0">
+  <w:abstractNum w:abstractNumId="14" w15:restartNumberingAfterBreak="0">
     <w:nsid w:val="41CC798B"/>
     <w:multiLevelType w:val="multilevel"/>
     <w:tmpl w:val="3016298A"/>
@@ -53879,7 +55920,120 @@
       </w:rPr>
     </w:lvl>
   </w:abstractNum>
-  <w:abstractNum w:abstractNumId="14" w15:restartNumberingAfterBreak="0">
+  <w:abstractNum w:abstractNumId="15" w15:restartNumberingAfterBreak="0">
+    <w:nsid w:val="426844BF"/>
+    <w:multiLevelType w:val="hybridMultilevel"/>
+    <w:tmpl w:val="82D82960"/>
+    <w:lvl w:ilvl="0" w:tplc="540A0001">
+      <w:start w:val="1"/>
+      <w:numFmt w:val="bullet"/>
+      <w:lvlText w:val=""/>
+      <w:lvlJc w:val="left"/>
+      <w:pPr>
+        <w:ind w:left="1286" w:hanging="360"/>
+      </w:pPr>
+      <w:rPr>
+        <w:rFonts w:ascii="Symbol" w:hAnsi="Symbol" w:hint="default"/>
+      </w:rPr>
+    </w:lvl>
+    <w:lvl w:ilvl="1" w:tplc="540A0003" w:tentative="1">
+      <w:start w:val="1"/>
+      <w:numFmt w:val="bullet"/>
+      <w:lvlText w:val="o"/>
+      <w:lvlJc w:val="left"/>
+      <w:pPr>
+        <w:ind w:left="2006" w:hanging="360"/>
+      </w:pPr>
+      <w:rPr>
+        <w:rFonts w:ascii="Courier New" w:hAnsi="Courier New" w:cs="Courier New" w:hint="default"/>
+      </w:rPr>
+    </w:lvl>
+    <w:lvl w:ilvl="2" w:tplc="540A0005" w:tentative="1">
+      <w:start w:val="1"/>
+      <w:numFmt w:val="bullet"/>
+      <w:lvlText w:val=""/>
+      <w:lvlJc w:val="left"/>
+      <w:pPr>
+        <w:ind w:left="2726" w:hanging="360"/>
+      </w:pPr>
+      <w:rPr>
+        <w:rFonts w:ascii="Wingdings" w:hAnsi="Wingdings" w:hint="default"/>
+      </w:rPr>
+    </w:lvl>
+    <w:lvl w:ilvl="3" w:tplc="540A0001" w:tentative="1">
+      <w:start w:val="1"/>
+      <w:numFmt w:val="bullet"/>
+      <w:lvlText w:val=""/>
+      <w:lvlJc w:val="left"/>
+      <w:pPr>
+        <w:ind w:left="3446" w:hanging="360"/>
+      </w:pPr>
+      <w:rPr>
+        <w:rFonts w:ascii="Symbol" w:hAnsi="Symbol" w:hint="default"/>
+      </w:rPr>
+    </w:lvl>
+    <w:lvl w:ilvl="4" w:tplc="540A0003" w:tentative="1">
+      <w:start w:val="1"/>
+      <w:numFmt w:val="bullet"/>
+      <w:lvlText w:val="o"/>
+      <w:lvlJc w:val="left"/>
+      <w:pPr>
+        <w:ind w:left="4166" w:hanging="360"/>
+      </w:pPr>
+      <w:rPr>
+        <w:rFonts w:ascii="Courier New" w:hAnsi="Courier New" w:cs="Courier New" w:hint="default"/>
+      </w:rPr>
+    </w:lvl>
+    <w:lvl w:ilvl="5" w:tplc="540A0005" w:tentative="1">
+      <w:start w:val="1"/>
+      <w:numFmt w:val="bullet"/>
+      <w:lvlText w:val=""/>
+      <w:lvlJc w:val="left"/>
+      <w:pPr>
+        <w:ind w:left="4886" w:hanging="360"/>
+      </w:pPr>
+      <w:rPr>
+        <w:rFonts w:ascii="Wingdings" w:hAnsi="Wingdings" w:hint="default"/>
+      </w:rPr>
+    </w:lvl>
+    <w:lvl w:ilvl="6" w:tplc="540A0001" w:tentative="1">
+      <w:start w:val="1"/>
+      <w:numFmt w:val="bullet"/>
+      <w:lvlText w:val=""/>
+      <w:lvlJc w:val="left"/>
+      <w:pPr>
+        <w:ind w:left="5606" w:hanging="360"/>
+      </w:pPr>
+      <w:rPr>
+        <w:rFonts w:ascii="Symbol" w:hAnsi="Symbol" w:hint="default"/>
+      </w:rPr>
+    </w:lvl>
+    <w:lvl w:ilvl="7" w:tplc="540A0003" w:tentative="1">
+      <w:start w:val="1"/>
+      <w:numFmt w:val="bullet"/>
+      <w:lvlText w:val="o"/>
+      <w:lvlJc w:val="left"/>
+      <w:pPr>
+        <w:ind w:left="6326" w:hanging="360"/>
+      </w:pPr>
+      <w:rPr>
+        <w:rFonts w:ascii="Courier New" w:hAnsi="Courier New" w:cs="Courier New" w:hint="default"/>
+      </w:rPr>
+    </w:lvl>
+    <w:lvl w:ilvl="8" w:tplc="540A0005" w:tentative="1">
+      <w:start w:val="1"/>
+      <w:numFmt w:val="bullet"/>
+      <w:lvlText w:val=""/>
+      <w:lvlJc w:val="left"/>
+      <w:pPr>
+        <w:ind w:left="7046" w:hanging="360"/>
+      </w:pPr>
+      <w:rPr>
+        <w:rFonts w:ascii="Wingdings" w:hAnsi="Wingdings" w:hint="default"/>
+      </w:rPr>
+    </w:lvl>
+  </w:abstractNum>
+  <w:abstractNum w:abstractNumId="16" w15:restartNumberingAfterBreak="0">
     <w:nsid w:val="427B2C8B"/>
     <w:multiLevelType w:val="multilevel"/>
     <w:tmpl w:val="082E0F22"/>
@@ -54028,7 +56182,7 @@
       </w:rPr>
     </w:lvl>
   </w:abstractNum>
-  <w:abstractNum w:abstractNumId="15" w15:restartNumberingAfterBreak="0">
+  <w:abstractNum w:abstractNumId="17" w15:restartNumberingAfterBreak="0">
     <w:nsid w:val="453D7352"/>
     <w:multiLevelType w:val="multilevel"/>
     <w:tmpl w:val="CE1A576C"/>
@@ -54177,7 +56331,7 @@
       </w:rPr>
     </w:lvl>
   </w:abstractNum>
-  <w:abstractNum w:abstractNumId="16" w15:restartNumberingAfterBreak="0">
+  <w:abstractNum w:abstractNumId="18" w15:restartNumberingAfterBreak="0">
     <w:nsid w:val="4EAD079E"/>
     <w:multiLevelType w:val="hybridMultilevel"/>
     <w:tmpl w:val="105299D4"/>
@@ -54266,7 +56420,7 @@
       </w:pPr>
     </w:lvl>
   </w:abstractNum>
-  <w:abstractNum w:abstractNumId="17" w15:restartNumberingAfterBreak="0">
+  <w:abstractNum w:abstractNumId="19" w15:restartNumberingAfterBreak="0">
     <w:nsid w:val="4EBD78E0"/>
     <w:multiLevelType w:val="multilevel"/>
     <w:tmpl w:val="E9F85270"/>
@@ -54416,7 +56570,7 @@
       </w:rPr>
     </w:lvl>
   </w:abstractNum>
-  <w:abstractNum w:abstractNumId="18" w15:restartNumberingAfterBreak="0">
+  <w:abstractNum w:abstractNumId="20" w15:restartNumberingAfterBreak="0">
     <w:nsid w:val="52427F9D"/>
     <w:multiLevelType w:val="multilevel"/>
     <w:tmpl w:val="DBA009CA"/>
@@ -54565,7 +56719,7 @@
       </w:rPr>
     </w:lvl>
   </w:abstractNum>
-  <w:abstractNum w:abstractNumId="19" w15:restartNumberingAfterBreak="0">
+  <w:abstractNum w:abstractNumId="21" w15:restartNumberingAfterBreak="0">
     <w:nsid w:val="57DD13E7"/>
     <w:multiLevelType w:val="multilevel"/>
     <w:tmpl w:val="796206B8"/>
@@ -54714,7 +56868,7 @@
       </w:rPr>
     </w:lvl>
   </w:abstractNum>
-  <w:abstractNum w:abstractNumId="20" w15:restartNumberingAfterBreak="0">
+  <w:abstractNum w:abstractNumId="22" w15:restartNumberingAfterBreak="0">
     <w:nsid w:val="5D9C6E63"/>
     <w:multiLevelType w:val="multilevel"/>
     <w:tmpl w:val="3698CEAE"/>
@@ -54863,7 +57017,7 @@
       </w:rPr>
     </w:lvl>
   </w:abstractNum>
-  <w:abstractNum w:abstractNumId="21" w15:restartNumberingAfterBreak="0">
+  <w:abstractNum w:abstractNumId="23" w15:restartNumberingAfterBreak="0">
     <w:nsid w:val="5F744084"/>
     <w:multiLevelType w:val="multilevel"/>
     <w:tmpl w:val="8A601022"/>
@@ -55012,7 +57166,7 @@
       </w:rPr>
     </w:lvl>
   </w:abstractNum>
-  <w:abstractNum w:abstractNumId="22" w15:restartNumberingAfterBreak="0">
+  <w:abstractNum w:abstractNumId="24" w15:restartNumberingAfterBreak="0">
     <w:nsid w:val="64002E79"/>
     <w:multiLevelType w:val="hybridMultilevel"/>
     <w:tmpl w:val="9AC05E96"/>
@@ -55126,7 +57280,7 @@
       </w:rPr>
     </w:lvl>
   </w:abstractNum>
-  <w:abstractNum w:abstractNumId="23" w15:restartNumberingAfterBreak="0">
+  <w:abstractNum w:abstractNumId="25" w15:restartNumberingAfterBreak="0">
     <w:nsid w:val="6D1931E8"/>
     <w:multiLevelType w:val="multilevel"/>
     <w:tmpl w:val="8662CA86"/>
@@ -55276,7 +57430,96 @@
       </w:rPr>
     </w:lvl>
   </w:abstractNum>
-  <w:abstractNum w:abstractNumId="24" w15:restartNumberingAfterBreak="0">
+  <w:abstractNum w:abstractNumId="26" w15:restartNumberingAfterBreak="0">
+    <w:nsid w:val="7334640F"/>
+    <w:multiLevelType w:val="hybridMultilevel"/>
+    <w:tmpl w:val="105299D4"/>
+    <w:lvl w:ilvl="0" w:tplc="19B47BD4">
+      <w:start w:val="1"/>
+      <w:numFmt w:val="upperRoman"/>
+      <w:lvlText w:val="%1."/>
+      <w:lvlJc w:val="left"/>
+      <w:pPr>
+        <w:ind w:left="1080" w:hanging="720"/>
+      </w:pPr>
+      <w:rPr>
+        <w:rFonts w:hint="default"/>
+      </w:rPr>
+    </w:lvl>
+    <w:lvl w:ilvl="1" w:tplc="540A0019" w:tentative="1">
+      <w:start w:val="1"/>
+      <w:numFmt w:val="lowerLetter"/>
+      <w:lvlText w:val="%2."/>
+      <w:lvlJc w:val="left"/>
+      <w:pPr>
+        <w:ind w:left="1440" w:hanging="360"/>
+      </w:pPr>
+    </w:lvl>
+    <w:lvl w:ilvl="2" w:tplc="540A001B" w:tentative="1">
+      <w:start w:val="1"/>
+      <w:numFmt w:val="lowerRoman"/>
+      <w:lvlText w:val="%3."/>
+      <w:lvlJc w:val="right"/>
+      <w:pPr>
+        <w:ind w:left="2160" w:hanging="180"/>
+      </w:pPr>
+    </w:lvl>
+    <w:lvl w:ilvl="3" w:tplc="540A000F" w:tentative="1">
+      <w:start w:val="1"/>
+      <w:numFmt w:val="decimal"/>
+      <w:lvlText w:val="%4."/>
+      <w:lvlJc w:val="left"/>
+      <w:pPr>
+        <w:ind w:left="2880" w:hanging="360"/>
+      </w:pPr>
+    </w:lvl>
+    <w:lvl w:ilvl="4" w:tplc="540A0019" w:tentative="1">
+      <w:start w:val="1"/>
+      <w:numFmt w:val="lowerLetter"/>
+      <w:lvlText w:val="%5."/>
+      <w:lvlJc w:val="left"/>
+      <w:pPr>
+        <w:ind w:left="3600" w:hanging="360"/>
+      </w:pPr>
+    </w:lvl>
+    <w:lvl w:ilvl="5" w:tplc="540A001B" w:tentative="1">
+      <w:start w:val="1"/>
+      <w:numFmt w:val="lowerRoman"/>
+      <w:lvlText w:val="%6."/>
+      <w:lvlJc w:val="right"/>
+      <w:pPr>
+        <w:ind w:left="4320" w:hanging="180"/>
+      </w:pPr>
+    </w:lvl>
+    <w:lvl w:ilvl="6" w:tplc="540A000F" w:tentative="1">
+      <w:start w:val="1"/>
+      <w:numFmt w:val="decimal"/>
+      <w:lvlText w:val="%7."/>
+      <w:lvlJc w:val="left"/>
+      <w:pPr>
+        <w:ind w:left="5040" w:hanging="360"/>
+      </w:pPr>
+    </w:lvl>
+    <w:lvl w:ilvl="7" w:tplc="540A0019" w:tentative="1">
+      <w:start w:val="1"/>
+      <w:numFmt w:val="lowerLetter"/>
+      <w:lvlText w:val="%8."/>
+      <w:lvlJc w:val="left"/>
+      <w:pPr>
+        <w:ind w:left="5760" w:hanging="360"/>
+      </w:pPr>
+    </w:lvl>
+    <w:lvl w:ilvl="8" w:tplc="540A001B" w:tentative="1">
+      <w:start w:val="1"/>
+      <w:numFmt w:val="lowerRoman"/>
+      <w:lvlText w:val="%9."/>
+      <w:lvlJc w:val="right"/>
+      <w:pPr>
+        <w:ind w:left="6480" w:hanging="180"/>
+      </w:pPr>
+    </w:lvl>
+  </w:abstractNum>
+  <w:abstractNum w:abstractNumId="27" w15:restartNumberingAfterBreak="0">
     <w:nsid w:val="76020C8A"/>
     <w:multiLevelType w:val="multilevel"/>
     <w:tmpl w:val="725227F8"/>
@@ -55425,7 +57668,7 @@
       </w:rPr>
     </w:lvl>
   </w:abstractNum>
-  <w:abstractNum w:abstractNumId="25" w15:restartNumberingAfterBreak="0">
+  <w:abstractNum w:abstractNumId="28" w15:restartNumberingAfterBreak="0">
     <w:nsid w:val="7659754B"/>
     <w:multiLevelType w:val="multilevel"/>
     <w:tmpl w:val="FB3611EE"/>
@@ -55574,7 +57817,7 @@
       </w:rPr>
     </w:lvl>
   </w:abstractNum>
-  <w:abstractNum w:abstractNumId="26" w15:restartNumberingAfterBreak="0">
+  <w:abstractNum w:abstractNumId="29" w15:restartNumberingAfterBreak="0">
     <w:nsid w:val="76684FF5"/>
     <w:multiLevelType w:val="multilevel"/>
     <w:tmpl w:val="735AB932"/>
@@ -55724,7 +57967,7 @@
       </w:rPr>
     </w:lvl>
   </w:abstractNum>
-  <w:abstractNum w:abstractNumId="27" w15:restartNumberingAfterBreak="0">
+  <w:abstractNum w:abstractNumId="30" w15:restartNumberingAfterBreak="0">
     <w:nsid w:val="774F6677"/>
     <w:multiLevelType w:val="multilevel"/>
     <w:tmpl w:val="80AE2444"/>
@@ -55873,7 +58116,7 @@
       </w:rPr>
     </w:lvl>
   </w:abstractNum>
-  <w:abstractNum w:abstractNumId="28" w15:restartNumberingAfterBreak="0">
+  <w:abstractNum w:abstractNumId="31" w15:restartNumberingAfterBreak="0">
     <w:nsid w:val="7BC46E79"/>
     <w:multiLevelType w:val="multilevel"/>
     <w:tmpl w:val="E4A0944A"/>
@@ -56024,58 +58267,58 @@
     </w:lvl>
   </w:abstractNum>
   <w:num w:numId="1">
-    <w:abstractNumId w:val="16"/>
+    <w:abstractNumId w:val="18"/>
   </w:num>
   <w:num w:numId="2">
     <w:abstractNumId w:val="1"/>
   </w:num>
   <w:num w:numId="3">
+    <w:abstractNumId w:val="28"/>
+  </w:num>
+  <w:num w:numId="4">
+    <w:abstractNumId w:val="30"/>
+  </w:num>
+  <w:num w:numId="5">
+    <w:abstractNumId w:val="22"/>
+  </w:num>
+  <w:num w:numId="6">
+    <w:abstractNumId w:val="20"/>
+  </w:num>
+  <w:num w:numId="7">
     <w:abstractNumId w:val="25"/>
   </w:num>
-  <w:num w:numId="4">
-    <w:abstractNumId w:val="27"/>
-  </w:num>
-  <w:num w:numId="5">
-    <w:abstractNumId w:val="20"/>
-  </w:num>
-  <w:num w:numId="6">
-    <w:abstractNumId w:val="18"/>
-  </w:num>
-  <w:num w:numId="7">
-    <w:abstractNumId w:val="23"/>
-  </w:num>
   <w:num w:numId="8">
-    <w:abstractNumId w:val="11"/>
+    <w:abstractNumId w:val="12"/>
   </w:num>
   <w:num w:numId="9">
-    <w:abstractNumId w:val="9"/>
+    <w:abstractNumId w:val="10"/>
   </w:num>
   <w:num w:numId="10">
     <w:abstractNumId w:val="5"/>
   </w:num>
   <w:num w:numId="11">
-    <w:abstractNumId w:val="8"/>
+    <w:abstractNumId w:val="9"/>
   </w:num>
   <w:num w:numId="12">
     <w:abstractNumId w:val="4"/>
   </w:num>
   <w:num w:numId="13">
-    <w:abstractNumId w:val="21"/>
+    <w:abstractNumId w:val="23"/>
   </w:num>
   <w:num w:numId="14">
-    <w:abstractNumId w:val="15"/>
+    <w:abstractNumId w:val="17"/>
   </w:num>
   <w:num w:numId="15">
     <w:abstractNumId w:val="2"/>
   </w:num>
   <w:num w:numId="16">
-    <w:abstractNumId w:val="13"/>
+    <w:abstractNumId w:val="14"/>
   </w:num>
   <w:num w:numId="17">
-    <w:abstractNumId w:val="10"/>
+    <w:abstractNumId w:val="11"/>
   </w:num>
   <w:num w:numId="18">
-    <w:abstractNumId w:val="12"/>
+    <w:abstractNumId w:val="13"/>
   </w:num>
   <w:num w:numId="19">
     <w:abstractNumId w:val="0"/>
@@ -56087,34 +58330,43 @@
     <w:abstractNumId w:val="7"/>
   </w:num>
   <w:num w:numId="22">
-    <w:abstractNumId w:val="22"/>
+    <w:abstractNumId w:val="24"/>
   </w:num>
   <w:num w:numId="23">
-    <w:abstractNumId w:val="24"/>
+    <w:abstractNumId w:val="27"/>
   </w:num>
   <w:num w:numId="24">
+    <w:abstractNumId w:val="21"/>
+  </w:num>
+  <w:num w:numId="25">
     <w:abstractNumId w:val="19"/>
   </w:num>
-  <w:num w:numId="25">
-    <w:abstractNumId w:val="17"/>
-  </w:num>
   <w:num w:numId="26">
-    <w:abstractNumId w:val="28"/>
+    <w:abstractNumId w:val="31"/>
   </w:num>
   <w:num w:numId="27">
-    <w:abstractNumId w:val="14"/>
+    <w:abstractNumId w:val="16"/>
   </w:num>
   <w:num w:numId="28">
-    <w:abstractNumId w:val="26"/>
+    <w:abstractNumId w:val="29"/>
   </w:num>
   <w:num w:numId="29">
     <w:abstractNumId w:val="6"/>
+  </w:num>
+  <w:num w:numId="30">
+    <w:abstractNumId w:val="15"/>
+  </w:num>
+  <w:num w:numId="31">
+    <w:abstractNumId w:val="8"/>
+  </w:num>
+  <w:num w:numId="32">
+    <w:abstractNumId w:val="26"/>
   </w:num>
 </w:numbering>
 </file>
 
 <file path=word/styles.xml><?xml version="1.0" encoding="utf-8"?>
-<w:styles xmlns:mc="http://schemas.openxmlformats.org/markup-compatibility/2006" xmlns:r="http://schemas.openxmlformats.org/officeDocument/2006/relationships" xmlns:w="http://schemas.openxmlformats.org/wordprocessingml/2006/main" xmlns:w14="http://schemas.microsoft.com/office/word/2010/wordml" xmlns:w15="http://schemas.microsoft.com/office/word/2012/wordml" xmlns:w16cex="http://schemas.microsoft.com/office/word/2018/wordml/cex" xmlns:w16cid="http://schemas.microsoft.com/office/word/2016/wordml/cid" xmlns:w16="http://schemas.microsoft.com/office/word/2018/wordml" xmlns:w16sdtdh="http://schemas.microsoft.com/office/word/2020/wordml/sdtdatahash" xmlns:w16se="http://schemas.microsoft.com/office/word/2015/wordml/symex" mc:Ignorable="w14 w15 w16se w16cid w16 w16cex w16sdtdh">
+<w:styles xmlns:mc="http://schemas.openxmlformats.org/markup-compatibility/2006" xmlns:r="http://schemas.openxmlformats.org/officeDocument/2006/relationships" xmlns:w="http://schemas.openxmlformats.org/wordprocessingml/2006/main" xmlns:w14="http://schemas.microsoft.com/office/word/2010/wordml" xmlns:w15="http://schemas.microsoft.com/office/word/2012/wordml" xmlns:w16se="http://schemas.microsoft.com/office/word/2015/wordml/symex" mc:Ignorable="w14 w15 w16se">
   <w:docDefaults>
     <w:rPrDefault>
       <w:rPr>
@@ -56132,7 +58384,7 @@
       </w:pPr>
     </w:pPrDefault>
   </w:docDefaults>
-  <w:latentStyles w:defLockedState="0" w:defUIPriority="99" w:defSemiHidden="0" w:defUnhideWhenUsed="0" w:defQFormat="0" w:count="376">
+  <w:latentStyles w:defLockedState="0" w:defUIPriority="99" w:defSemiHidden="0" w:defUnhideWhenUsed="0" w:defQFormat="0" w:count="371">
     <w:lsdException w:name="Normal" w:uiPriority="0" w:qFormat="1"/>
     <w:lsdException w:name="heading 1" w:uiPriority="9" w:qFormat="1"/>
     <w:lsdException w:name="heading 2" w:semiHidden="1" w:uiPriority="9" w:unhideWhenUsed="1" w:qFormat="1"/>
@@ -56504,11 +58756,6 @@
     <w:lsdException w:name="List Table 5 Dark Accent 6" w:uiPriority="50"/>
     <w:lsdException w:name="List Table 6 Colorful Accent 6" w:uiPriority="51"/>
     <w:lsdException w:name="List Table 7 Colorful Accent 6" w:uiPriority="52"/>
-    <w:lsdException w:name="Mention" w:semiHidden="1" w:unhideWhenUsed="1"/>
-    <w:lsdException w:name="Smart Hyperlink" w:semiHidden="1" w:unhideWhenUsed="1"/>
-    <w:lsdException w:name="Hashtag" w:semiHidden="1" w:unhideWhenUsed="1"/>
-    <w:lsdException w:name="Unresolved Mention" w:semiHidden="1" w:unhideWhenUsed="1"/>
-    <w:lsdException w:name="Smart Link" w:semiHidden="1" w:unhideWhenUsed="1"/>
   </w:latentStyles>
   <w:style w:type="paragraph" w:default="1" w:styleId="Normal">
     <w:name w:val="Normal"/>
@@ -56604,6 +58851,7 @@
   <w:style w:type="character" w:default="1" w:styleId="Fuentedeprrafopredeter">
     <w:name w:val="Default Paragraph Font"/>
     <w:uiPriority w:val="1"/>
+    <w:semiHidden/>
     <w:unhideWhenUsed/>
   </w:style>
   <w:style w:type="table" w:default="1" w:styleId="Tablanormal">
@@ -56756,6 +59004,25 @@
       <w:iCs/>
       <w:color w:val="2F5496" w:themeColor="accent1" w:themeShade="BF"/>
     </w:rPr>
+  </w:style>
+  <w:style w:type="table" w:styleId="Tablaconcuadrcula">
+    <w:name w:val="Table Grid"/>
+    <w:basedOn w:val="Tablanormal"/>
+    <w:uiPriority w:val="39"/>
+    <w:rsid w:val="00A24281"/>
+    <w:pPr>
+      <w:spacing w:after="0" w:line="240" w:lineRule="auto"/>
+    </w:pPr>
+    <w:tblPr>
+      <w:tblBorders>
+        <w:top w:val="single" w:sz="4" w:space="0" w:color="auto"/>
+        <w:left w:val="single" w:sz="4" w:space="0" w:color="auto"/>
+        <w:bottom w:val="single" w:sz="4" w:space="0" w:color="auto"/>
+        <w:right w:val="single" w:sz="4" w:space="0" w:color="auto"/>
+        <w:insideH w:val="single" w:sz="4" w:space="0" w:color="auto"/>
+        <w:insideV w:val="single" w:sz="4" w:space="0" w:color="auto"/>
+      </w:tblBorders>
+    </w:tblPr>
   </w:style>
 </w:styles>
 </file>
